--- a/treasury-platform/docs/60-UCP600-ON-THE-TERMS.docx
+++ b/treasury-platform/docs/60-UCP600-ON-THE-TERMS.docx
@@ -1716,6 +1716,27 @@
       </w:hyperlink>
     </w:p>
     <w:p>
+      <w:pPr>
+        <w:bidi/>
+        <w:spacing w:after="50" w:before="0"/>
+        <w:ind w:left="0"/>
+      </w:pPr>
+      <w:hyperlink w:history="1" w:anchor="_sec6">
+        <w:r>
+          <w:rPr>
+            <w:rFonts w:ascii="Arial" w:cs="Arial" w:eastAsia="Arial" w:hAnsi="Arial"/>
+            <w:b/>
+            <w:bCs/>
+            <w:color w:val="1F3A5F"/>
+            <w:sz w:val="20"/>
+            <w:szCs w:val="20"/>
+            <w:rtl/>
+          </w:rPr>
+          <w:t xml:space="preserve">6. تعديل المالك: رمز حقل سويفت بدل مراجع UCP (2026-10-26)</w:t>
+        </w:r>
+      </w:hyperlink>
+    </w:p>
+    <w:p>
       <w:r>
         <w:br w:type="page"/>
       </w:r>
@@ -2130,6 +2151,1706 @@
           <w:rtl/>
         </w:rPr>
         <w:t xml:space="preserve"> الـ 13 من الشركة.</w:t>
+      </w:r>
+    </w:p>
+    <w:p>
+      <w:pPr>
+        <w:bidi/>
+        <w:spacing w:after="60" w:before="0"/>
+      </w:pPr>
+    </w:p>
+    <w:p>
+      <w:pPr>
+        <w:pStyle w:val="Heading1"/>
+        <w:bidi/>
+      </w:pPr>
+      <w:bookmarkStart w:name="_sec6" w:id="6"/>
+      <w:r>
+        <w:rPr>
+          <w:rFonts w:ascii="Arial" w:cs="Arial" w:eastAsia="Arial" w:hAnsi="Arial"/>
+          <w:b/>
+          <w:bCs/>
+          <w:color w:val="1F3A5F"/>
+          <w:sz w:val="32"/>
+          <w:szCs w:val="32"/>
+          <w:rtl/>
+        </w:rPr>
+        <w:t xml:space="preserve">6. تعديل المالك: رمز حقل سويفت بدل مراجع UCP (2026-10-26)</w:t>
+      </w:r>
+      <w:bookmarkEnd w:id="6"/>
+    </w:p>
+    <w:p>
+      <w:pPr>
+        <w:bidi/>
+        <w:spacing w:after="110" w:before="0" w:line="312"/>
+      </w:pPr>
+      <w:r>
+        <w:rPr>
+          <w:rFonts w:ascii="Arial" w:cs="Arial" w:eastAsia="Arial" w:hAnsi="Arial"/>
+          <w:b w:val="false"/>
+          <w:bCs w:val="false"/>
+          <w:sz w:val="21"/>
+          <w:szCs w:val="21"/>
+          <w:rtl/>
+        </w:rPr>
+        <w:t xml:space="preserve">اطّلع المالك على إشعار بنكي ونسخة رسالة MT700 لاعتماد صادر، وطلب: «لاتكتب في الشاشات UCP و لكن فقط رمز البند في سويفت الاعتمادات... اريد الرمز فقط بدون كلمات ucp». وطلب أيضًا: «عندما يكون الاعتماد sight مدة التاجيل لاتظهر».</w:t>
+      </w:r>
+    </w:p>
+    <w:p>
+      <w:pPr>
+        <w:bidi/>
+        <w:spacing w:after="110" w:before="0" w:line="312"/>
+      </w:pPr>
+      <w:r>
+        <w:rPr>
+          <w:rFonts w:ascii="Arial" w:cs="Arial" w:eastAsia="Arial" w:hAnsi="Arial"/>
+          <w:b/>
+          <w:bCs/>
+          <w:sz w:val="21"/>
+          <w:szCs w:val="21"/>
+          <w:rtl/>
+        </w:rPr>
+        <w:t xml:space="preserve">ما تغيّر في شاشة الشروط:</w:t>
+      </w:r>
+    </w:p>
+    <w:p>
+      <w:pPr>
+        <w:pStyle w:val="ListParagraph"/>
+        <w:numPr>
+          <w:ilvl w:val="0"/>
+          <w:numId w:val="2"/>
+        </w:numPr>
+        <w:bidi/>
+        <w:spacing w:after="70" w:before="0" w:line="300"/>
+      </w:pPr>
+      <w:r>
+        <w:rPr>
+          <w:rFonts w:ascii="Arial" w:cs="Arial" w:eastAsia="Arial" w:hAnsi="Arial"/>
+          <w:b/>
+          <w:bCs/>
+          <w:sz w:val="21"/>
+          <w:szCs w:val="21"/>
+          <w:rtl/>
+        </w:rPr>
+        <w:t xml:space="preserve">بجانب كل شرط رمز حقله في رسالة MT700 فقط،</w:t>
+      </w:r>
+      <w:r>
+        <w:rPr>
+          <w:rFonts w:ascii="Arial" w:cs="Arial" w:eastAsia="Arial" w:hAnsi="Arial"/>
+          <w:b w:val="false"/>
+          <w:bCs w:val="false"/>
+          <w:sz w:val="21"/>
+          <w:szCs w:val="21"/>
+          <w:rtl/>
+        </w:rPr>
+        <w:t xml:space="preserve"> بلا كلمة UCP:</w:t>
+      </w:r>
+    </w:p>
+    <w:tbl>
+      <w:tblPr>
+        <w:bidiVisual/>
+        <w:tblW w:type="dxa" w:w="9864"/>
+        <w:tblBorders>
+          <w:top w:val="single" w:color="auto" w:sz="4"/>
+          <w:left w:val="single" w:color="auto" w:sz="4"/>
+          <w:bottom w:val="single" w:color="auto" w:sz="4"/>
+          <w:right w:val="single" w:color="auto" w:sz="4"/>
+          <w:insideH w:val="single" w:color="auto" w:sz="4"/>
+          <w:insideV w:val="single" w:color="auto" w:sz="4"/>
+        </w:tblBorders>
+      </w:tblPr>
+      <w:tblGrid>
+        <w:gridCol w:w="3522"/>
+        <w:gridCol w:w="6342"/>
+      </w:tblGrid>
+      <w:tr>
+        <w:trPr>
+          <w:cantSplit/>
+          <w:tblHeader/>
+        </w:trPr>
+        <w:tc>
+          <w:tcPr>
+            <w:tcW w:type="dxa" w:w="3522"/>
+            <w:tcBorders>
+              <w:top w:val="single" w:color="BFC9D6" w:sz="4"/>
+              <w:left w:val="single" w:color="BFC9D6" w:sz="4"/>
+              <w:bottom w:val="single" w:color="BFC9D6" w:sz="4"/>
+              <w:right w:val="single" w:color="BFC9D6" w:sz="4"/>
+            </w:tcBorders>
+            <w:shd w:fill="1F3A5F" w:color="auto" w:val="clear"/>
+            <w:tcMar>
+              <w:top w:type="dxa" w:w="50"/>
+              <w:left w:type="dxa" w:w="90"/>
+              <w:bottom w:type="dxa" w:w="50"/>
+              <w:right w:type="dxa" w:w="90"/>
+            </w:tcMar>
+            <w:vAlign w:val="center"/>
+          </w:tcPr>
+          <w:p>
+            <w:pPr>
+              <w:keepNext w:val="false"/>
+              <w:bidi/>
+              <w:spacing w:after="30" w:before="30" w:line="264"/>
+            </w:pPr>
+            <w:r>
+              <w:rPr>
+                <w:rFonts w:ascii="Arial" w:cs="Arial" w:eastAsia="Arial" w:hAnsi="Arial"/>
+                <w:b/>
+                <w:bCs/>
+                <w:color w:val="FFFFFF"/>
+                <w:sz w:val="18"/>
+                <w:szCs w:val="18"/>
+                <w:rtl/>
+              </w:rPr>
+              <w:t xml:space="preserve">الرمز</w:t>
+            </w:r>
+          </w:p>
+        </w:tc>
+        <w:tc>
+          <w:tcPr>
+            <w:tcW w:type="dxa" w:w="6342"/>
+            <w:tcBorders>
+              <w:top w:val="single" w:color="BFC9D6" w:sz="4"/>
+              <w:left w:val="single" w:color="BFC9D6" w:sz="4"/>
+              <w:bottom w:val="single" w:color="BFC9D6" w:sz="4"/>
+              <w:right w:val="single" w:color="BFC9D6" w:sz="4"/>
+            </w:tcBorders>
+            <w:shd w:fill="1F3A5F" w:color="auto" w:val="clear"/>
+            <w:tcMar>
+              <w:top w:type="dxa" w:w="50"/>
+              <w:left w:type="dxa" w:w="90"/>
+              <w:bottom w:type="dxa" w:w="50"/>
+              <w:right w:type="dxa" w:w="90"/>
+            </w:tcMar>
+            <w:vAlign w:val="center"/>
+          </w:tcPr>
+          <w:p>
+            <w:pPr>
+              <w:keepNext w:val="false"/>
+              <w:bidi/>
+              <w:spacing w:after="30" w:before="30" w:line="264"/>
+            </w:pPr>
+            <w:r>
+              <w:rPr>
+                <w:rFonts w:ascii="Arial" w:cs="Arial" w:eastAsia="Arial" w:hAnsi="Arial"/>
+                <w:b/>
+                <w:bCs/>
+                <w:color w:val="FFFFFF"/>
+                <w:sz w:val="18"/>
+                <w:szCs w:val="18"/>
+                <w:rtl/>
+              </w:rPr>
+              <w:t xml:space="preserve">الشروط</w:t>
+            </w:r>
+          </w:p>
+        </w:tc>
+      </w:tr>
+      <w:tr>
+        <w:trPr>
+          <w:cantSplit/>
+        </w:trPr>
+        <w:tc>
+          <w:tcPr>
+            <w:tcW w:type="dxa" w:w="3522"/>
+            <w:tcBorders>
+              <w:top w:val="single" w:color="BFC9D6" w:sz="4"/>
+              <w:left w:val="single" w:color="BFC9D6" w:sz="4"/>
+              <w:bottom w:val="single" w:color="BFC9D6" w:sz="4"/>
+              <w:right w:val="single" w:color="BFC9D6" w:sz="4"/>
+            </w:tcBorders>
+            <w:tcMar>
+              <w:top w:type="dxa" w:w="50"/>
+              <w:left w:type="dxa" w:w="90"/>
+              <w:bottom w:type="dxa" w:w="50"/>
+              <w:right w:type="dxa" w:w="90"/>
+            </w:tcMar>
+            <w:vAlign w:val="top"/>
+          </w:tcPr>
+          <w:p>
+            <w:pPr>
+              <w:keepNext w:val="false"/>
+              <w:bidi/>
+              <w:spacing w:after="30" w:before="30" w:line="264"/>
+            </w:pPr>
+            <w:r>
+              <w:rPr>
+                <w:rFonts w:ascii="Courier New" w:cs="Courier New" w:eastAsia="Courier New" w:hAnsi="Courier New"/>
+                <w:b w:val="false"/>
+                <w:bCs w:val="false"/>
+                <w:color w:val="1F2937"/>
+                <w:sz w:val="16"/>
+                <w:szCs w:val="16"/>
+                <w:shd w:fill="F1F3F5" w:color="auto" w:val="clear"/>
+                <w:rtl/>
+              </w:rPr>
+              <w:t xml:space="preserve">‎41a‎</w:t>
+            </w:r>
+          </w:p>
+        </w:tc>
+        <w:tc>
+          <w:tcPr>
+            <w:tcW w:type="dxa" w:w="6342"/>
+            <w:tcBorders>
+              <w:top w:val="single" w:color="BFC9D6" w:sz="4"/>
+              <w:left w:val="single" w:color="BFC9D6" w:sz="4"/>
+              <w:bottom w:val="single" w:color="BFC9D6" w:sz="4"/>
+              <w:right w:val="single" w:color="BFC9D6" w:sz="4"/>
+            </w:tcBorders>
+            <w:tcMar>
+              <w:top w:type="dxa" w:w="50"/>
+              <w:left w:type="dxa" w:w="90"/>
+              <w:bottom w:type="dxa" w:w="50"/>
+              <w:right w:type="dxa" w:w="90"/>
+            </w:tcMar>
+            <w:vAlign w:val="top"/>
+          </w:tcPr>
+          <w:p>
+            <w:pPr>
+              <w:keepNext w:val="false"/>
+              <w:bidi/>
+              <w:spacing w:after="30" w:before="30" w:line="264"/>
+            </w:pPr>
+            <w:r>
+              <w:rPr>
+                <w:rFonts w:ascii="Arial" w:cs="Arial" w:eastAsia="Arial" w:hAnsi="Arial"/>
+                <w:b w:val="false"/>
+                <w:bCs w:val="false"/>
+                <w:sz w:val="18"/>
+                <w:szCs w:val="18"/>
+                <w:rtl/>
+              </w:rPr>
+              <w:t xml:space="preserve">نوع الاعتماد، والبنك المتاح لديه</w:t>
+            </w:r>
+          </w:p>
+        </w:tc>
+      </w:tr>
+      <w:tr>
+        <w:trPr>
+          <w:cantSplit/>
+        </w:trPr>
+        <w:tc>
+          <w:tcPr>
+            <w:tcW w:type="dxa" w:w="3522"/>
+            <w:tcBorders>
+              <w:top w:val="single" w:color="BFC9D6" w:sz="4"/>
+              <w:left w:val="single" w:color="BFC9D6" w:sz="4"/>
+              <w:bottom w:val="single" w:color="BFC9D6" w:sz="4"/>
+              <w:right w:val="single" w:color="BFC9D6" w:sz="4"/>
+            </w:tcBorders>
+            <w:shd w:fill="F5F8FC" w:color="auto" w:val="clear"/>
+            <w:tcMar>
+              <w:top w:type="dxa" w:w="50"/>
+              <w:left w:type="dxa" w:w="90"/>
+              <w:bottom w:type="dxa" w:w="50"/>
+              <w:right w:type="dxa" w:w="90"/>
+            </w:tcMar>
+            <w:vAlign w:val="top"/>
+          </w:tcPr>
+          <w:p>
+            <w:pPr>
+              <w:keepNext w:val="false"/>
+              <w:bidi/>
+              <w:spacing w:after="30" w:before="30" w:line="264"/>
+            </w:pPr>
+            <w:r>
+              <w:rPr>
+                <w:rFonts w:ascii="Courier New" w:cs="Courier New" w:eastAsia="Courier New" w:hAnsi="Courier New"/>
+                <w:b w:val="false"/>
+                <w:bCs w:val="false"/>
+                <w:color w:val="1F2937"/>
+                <w:sz w:val="16"/>
+                <w:szCs w:val="16"/>
+                <w:shd w:fill="F1F3F5" w:color="auto" w:val="clear"/>
+                <w:rtl/>
+              </w:rPr>
+              <w:t xml:space="preserve">‎42P‎</w:t>
+            </w:r>
+          </w:p>
+        </w:tc>
+        <w:tc>
+          <w:tcPr>
+            <w:tcW w:type="dxa" w:w="6342"/>
+            <w:tcBorders>
+              <w:top w:val="single" w:color="BFC9D6" w:sz="4"/>
+              <w:left w:val="single" w:color="BFC9D6" w:sz="4"/>
+              <w:bottom w:val="single" w:color="BFC9D6" w:sz="4"/>
+              <w:right w:val="single" w:color="BFC9D6" w:sz="4"/>
+            </w:tcBorders>
+            <w:shd w:fill="F5F8FC" w:color="auto" w:val="clear"/>
+            <w:tcMar>
+              <w:top w:type="dxa" w:w="50"/>
+              <w:left w:type="dxa" w:w="90"/>
+              <w:bottom w:type="dxa" w:w="50"/>
+              <w:right w:type="dxa" w:w="90"/>
+            </w:tcMar>
+            <w:vAlign w:val="top"/>
+          </w:tcPr>
+          <w:p>
+            <w:pPr>
+              <w:keepNext w:val="false"/>
+              <w:bidi/>
+              <w:spacing w:after="30" w:before="30" w:line="264"/>
+            </w:pPr>
+            <w:r>
+              <w:rPr>
+                <w:rFonts w:ascii="Arial" w:cs="Arial" w:eastAsia="Arial" w:hAnsi="Arial"/>
+                <w:b w:val="false"/>
+                <w:bCs w:val="false"/>
+                <w:sz w:val="18"/>
+                <w:szCs w:val="18"/>
+                <w:rtl/>
+              </w:rPr>
+              <w:t xml:space="preserve">أيام التأجيل وبدايتها، و</w:t>
+            </w:r>
+            <w:r>
+              <w:rPr>
+                <w:rFonts w:ascii="Courier New" w:cs="Courier New" w:eastAsia="Courier New" w:hAnsi="Courier New"/>
+                <w:b w:val="false"/>
+                <w:bCs w:val="false"/>
+                <w:color w:val="1F2937"/>
+                <w:sz w:val="16"/>
+                <w:szCs w:val="16"/>
+                <w:shd w:fill="F1F3F5" w:color="auto" w:val="clear"/>
+                <w:rtl/>
+              </w:rPr>
+              <w:t xml:space="preserve">‎42C‎</w:t>
+            </w:r>
+            <w:r>
+              <w:rPr>
+                <w:rFonts w:ascii="Arial" w:cs="Arial" w:eastAsia="Arial" w:hAnsi="Arial"/>
+                <w:b w:val="false"/>
+                <w:bCs w:val="false"/>
+                <w:sz w:val="18"/>
+                <w:szCs w:val="18"/>
+                <w:rtl/>
+              </w:rPr>
+              <w:t xml:space="preserve"> لاعتماد القبول</w:t>
+            </w:r>
+          </w:p>
+        </w:tc>
+      </w:tr>
+      <w:tr>
+        <w:trPr>
+          <w:cantSplit/>
+        </w:trPr>
+        <w:tc>
+          <w:tcPr>
+            <w:tcW w:type="dxa" w:w="3522"/>
+            <w:tcBorders>
+              <w:top w:val="single" w:color="BFC9D6" w:sz="4"/>
+              <w:left w:val="single" w:color="BFC9D6" w:sz="4"/>
+              <w:bottom w:val="single" w:color="BFC9D6" w:sz="4"/>
+              <w:right w:val="single" w:color="BFC9D6" w:sz="4"/>
+            </w:tcBorders>
+            <w:tcMar>
+              <w:top w:type="dxa" w:w="50"/>
+              <w:left w:type="dxa" w:w="90"/>
+              <w:bottom w:type="dxa" w:w="50"/>
+              <w:right w:type="dxa" w:w="90"/>
+            </w:tcMar>
+            <w:vAlign w:val="top"/>
+          </w:tcPr>
+          <w:p>
+            <w:pPr>
+              <w:keepNext w:val="false"/>
+              <w:bidi/>
+              <w:spacing w:after="30" w:before="30" w:line="264"/>
+            </w:pPr>
+            <w:r>
+              <w:rPr>
+                <w:rFonts w:ascii="Courier New" w:cs="Courier New" w:eastAsia="Courier New" w:hAnsi="Courier New"/>
+                <w:b w:val="false"/>
+                <w:bCs w:val="false"/>
+                <w:color w:val="1F2937"/>
+                <w:sz w:val="16"/>
+                <w:szCs w:val="16"/>
+                <w:shd w:fill="F1F3F5" w:color="auto" w:val="clear"/>
+                <w:rtl/>
+              </w:rPr>
+              <w:t xml:space="preserve">‎49‎</w:t>
+            </w:r>
+          </w:p>
+        </w:tc>
+        <w:tc>
+          <w:tcPr>
+            <w:tcW w:type="dxa" w:w="6342"/>
+            <w:tcBorders>
+              <w:top w:val="single" w:color="BFC9D6" w:sz="4"/>
+              <w:left w:val="single" w:color="BFC9D6" w:sz="4"/>
+              <w:bottom w:val="single" w:color="BFC9D6" w:sz="4"/>
+              <w:right w:val="single" w:color="BFC9D6" w:sz="4"/>
+            </w:tcBorders>
+            <w:tcMar>
+              <w:top w:type="dxa" w:w="50"/>
+              <w:left w:type="dxa" w:w="90"/>
+              <w:bottom w:type="dxa" w:w="50"/>
+              <w:right w:type="dxa" w:w="90"/>
+            </w:tcMar>
+            <w:vAlign w:val="top"/>
+          </w:tcPr>
+          <w:p>
+            <w:pPr>
+              <w:keepNext w:val="false"/>
+              <w:bidi/>
+              <w:spacing w:after="30" w:before="30" w:line="264"/>
+            </w:pPr>
+            <w:r>
+              <w:rPr>
+                <w:rFonts w:ascii="Arial" w:cs="Arial" w:eastAsia="Arial" w:hAnsi="Arial"/>
+                <w:b w:val="false"/>
+                <w:bCs w:val="false"/>
+                <w:sz w:val="18"/>
+                <w:szCs w:val="18"/>
+                <w:rtl/>
+              </w:rPr>
+              <w:t xml:space="preserve">التعزيز</w:t>
+            </w:r>
+          </w:p>
+        </w:tc>
+      </w:tr>
+      <w:tr>
+        <w:trPr>
+          <w:cantSplit/>
+        </w:trPr>
+        <w:tc>
+          <w:tcPr>
+            <w:tcW w:type="dxa" w:w="3522"/>
+            <w:tcBorders>
+              <w:top w:val="single" w:color="BFC9D6" w:sz="4"/>
+              <w:left w:val="single" w:color="BFC9D6" w:sz="4"/>
+              <w:bottom w:val="single" w:color="BFC9D6" w:sz="4"/>
+              <w:right w:val="single" w:color="BFC9D6" w:sz="4"/>
+            </w:tcBorders>
+            <w:shd w:fill="F5F8FC" w:color="auto" w:val="clear"/>
+            <w:tcMar>
+              <w:top w:type="dxa" w:w="50"/>
+              <w:left w:type="dxa" w:w="90"/>
+              <w:bottom w:type="dxa" w:w="50"/>
+              <w:right w:type="dxa" w:w="90"/>
+            </w:tcMar>
+            <w:vAlign w:val="top"/>
+          </w:tcPr>
+          <w:p>
+            <w:pPr>
+              <w:keepNext w:val="false"/>
+              <w:bidi/>
+              <w:spacing w:after="30" w:before="30" w:line="264"/>
+            </w:pPr>
+            <w:r>
+              <w:rPr>
+                <w:rFonts w:ascii="Courier New" w:cs="Courier New" w:eastAsia="Courier New" w:hAnsi="Courier New"/>
+                <w:b w:val="false"/>
+                <w:bCs w:val="false"/>
+                <w:color w:val="1F2937"/>
+                <w:sz w:val="16"/>
+                <w:szCs w:val="16"/>
+                <w:shd w:fill="F1F3F5" w:color="auto" w:val="clear"/>
+                <w:rtl/>
+              </w:rPr>
+              <w:t xml:space="preserve">‎32B‎</w:t>
+            </w:r>
+          </w:p>
+        </w:tc>
+        <w:tc>
+          <w:tcPr>
+            <w:tcW w:type="dxa" w:w="6342"/>
+            <w:tcBorders>
+              <w:top w:val="single" w:color="BFC9D6" w:sz="4"/>
+              <w:left w:val="single" w:color="BFC9D6" w:sz="4"/>
+              <w:bottom w:val="single" w:color="BFC9D6" w:sz="4"/>
+              <w:right w:val="single" w:color="BFC9D6" w:sz="4"/>
+            </w:tcBorders>
+            <w:shd w:fill="F5F8FC" w:color="auto" w:val="clear"/>
+            <w:tcMar>
+              <w:top w:type="dxa" w:w="50"/>
+              <w:left w:type="dxa" w:w="90"/>
+              <w:bottom w:type="dxa" w:w="50"/>
+              <w:right w:type="dxa" w:w="90"/>
+            </w:tcMar>
+            <w:vAlign w:val="top"/>
+          </w:tcPr>
+          <w:p>
+            <w:pPr>
+              <w:keepNext w:val="false"/>
+              <w:bidi/>
+              <w:spacing w:after="30" w:before="30" w:line="264"/>
+            </w:pPr>
+            <w:r>
+              <w:rPr>
+                <w:rFonts w:ascii="Arial" w:cs="Arial" w:eastAsia="Arial" w:hAnsi="Arial"/>
+                <w:b w:val="false"/>
+                <w:bCs w:val="false"/>
+                <w:sz w:val="18"/>
+                <w:szCs w:val="18"/>
+                <w:rtl/>
+              </w:rPr>
+              <w:t xml:space="preserve">العملة والمبلغ</w:t>
+            </w:r>
+          </w:p>
+        </w:tc>
+      </w:tr>
+      <w:tr>
+        <w:trPr>
+          <w:cantSplit/>
+        </w:trPr>
+        <w:tc>
+          <w:tcPr>
+            <w:tcW w:type="dxa" w:w="3522"/>
+            <w:tcBorders>
+              <w:top w:val="single" w:color="BFC9D6" w:sz="4"/>
+              <w:left w:val="single" w:color="BFC9D6" w:sz="4"/>
+              <w:bottom w:val="single" w:color="BFC9D6" w:sz="4"/>
+              <w:right w:val="single" w:color="BFC9D6" w:sz="4"/>
+            </w:tcBorders>
+            <w:tcMar>
+              <w:top w:type="dxa" w:w="50"/>
+              <w:left w:type="dxa" w:w="90"/>
+              <w:bottom w:type="dxa" w:w="50"/>
+              <w:right w:type="dxa" w:w="90"/>
+            </w:tcMar>
+            <w:vAlign w:val="top"/>
+          </w:tcPr>
+          <w:p>
+            <w:pPr>
+              <w:keepNext w:val="false"/>
+              <w:bidi/>
+              <w:spacing w:after="30" w:before="30" w:line="264"/>
+            </w:pPr>
+            <w:r>
+              <w:rPr>
+                <w:rFonts w:ascii="Courier New" w:cs="Courier New" w:eastAsia="Courier New" w:hAnsi="Courier New"/>
+                <w:b w:val="false"/>
+                <w:bCs w:val="false"/>
+                <w:color w:val="1F2937"/>
+                <w:sz w:val="16"/>
+                <w:szCs w:val="16"/>
+                <w:shd w:fill="F1F3F5" w:color="auto" w:val="clear"/>
+                <w:rtl/>
+              </w:rPr>
+              <w:t xml:space="preserve">‎39A‎</w:t>
+            </w:r>
+          </w:p>
+        </w:tc>
+        <w:tc>
+          <w:tcPr>
+            <w:tcW w:type="dxa" w:w="6342"/>
+            <w:tcBorders>
+              <w:top w:val="single" w:color="BFC9D6" w:sz="4"/>
+              <w:left w:val="single" w:color="BFC9D6" w:sz="4"/>
+              <w:bottom w:val="single" w:color="BFC9D6" w:sz="4"/>
+              <w:right w:val="single" w:color="BFC9D6" w:sz="4"/>
+            </w:tcBorders>
+            <w:tcMar>
+              <w:top w:type="dxa" w:w="50"/>
+              <w:left w:type="dxa" w:w="90"/>
+              <w:bottom w:type="dxa" w:w="50"/>
+              <w:right w:type="dxa" w:w="90"/>
+            </w:tcMar>
+            <w:vAlign w:val="top"/>
+          </w:tcPr>
+          <w:p>
+            <w:pPr>
+              <w:keepNext w:val="false"/>
+              <w:bidi/>
+              <w:spacing w:after="30" w:before="30" w:line="264"/>
+            </w:pPr>
+            <w:r>
+              <w:rPr>
+                <w:rFonts w:ascii="Arial" w:cs="Arial" w:eastAsia="Arial" w:hAnsi="Arial"/>
+                <w:b w:val="false"/>
+                <w:bCs w:val="false"/>
+                <w:sz w:val="18"/>
+                <w:szCs w:val="18"/>
+                <w:rtl/>
+              </w:rPr>
+              <w:t xml:space="preserve">التفاوت</w:t>
+            </w:r>
+          </w:p>
+        </w:tc>
+      </w:tr>
+      <w:tr>
+        <w:trPr>
+          <w:cantSplit/>
+        </w:trPr>
+        <w:tc>
+          <w:tcPr>
+            <w:tcW w:type="dxa" w:w="3522"/>
+            <w:tcBorders>
+              <w:top w:val="single" w:color="BFC9D6" w:sz="4"/>
+              <w:left w:val="single" w:color="BFC9D6" w:sz="4"/>
+              <w:bottom w:val="single" w:color="BFC9D6" w:sz="4"/>
+              <w:right w:val="single" w:color="BFC9D6" w:sz="4"/>
+            </w:tcBorders>
+            <w:shd w:fill="F5F8FC" w:color="auto" w:val="clear"/>
+            <w:tcMar>
+              <w:top w:type="dxa" w:w="50"/>
+              <w:left w:type="dxa" w:w="90"/>
+              <w:bottom w:type="dxa" w:w="50"/>
+              <w:right w:type="dxa" w:w="90"/>
+            </w:tcMar>
+            <w:vAlign w:val="top"/>
+          </w:tcPr>
+          <w:p>
+            <w:pPr>
+              <w:keepNext w:val="false"/>
+              <w:bidi/>
+              <w:spacing w:after="30" w:before="30" w:line="264"/>
+            </w:pPr>
+            <w:r>
+              <w:rPr>
+                <w:rFonts w:ascii="Courier New" w:cs="Courier New" w:eastAsia="Courier New" w:hAnsi="Courier New"/>
+                <w:b w:val="false"/>
+                <w:bCs w:val="false"/>
+                <w:color w:val="1F2937"/>
+                <w:sz w:val="16"/>
+                <w:szCs w:val="16"/>
+                <w:shd w:fill="F1F3F5" w:color="auto" w:val="clear"/>
+                <w:rtl/>
+              </w:rPr>
+              <w:t xml:space="preserve">‎31D‎</w:t>
+            </w:r>
+          </w:p>
+        </w:tc>
+        <w:tc>
+          <w:tcPr>
+            <w:tcW w:type="dxa" w:w="6342"/>
+            <w:tcBorders>
+              <w:top w:val="single" w:color="BFC9D6" w:sz="4"/>
+              <w:left w:val="single" w:color="BFC9D6" w:sz="4"/>
+              <w:bottom w:val="single" w:color="BFC9D6" w:sz="4"/>
+              <w:right w:val="single" w:color="BFC9D6" w:sz="4"/>
+            </w:tcBorders>
+            <w:shd w:fill="F5F8FC" w:color="auto" w:val="clear"/>
+            <w:tcMar>
+              <w:top w:type="dxa" w:w="50"/>
+              <w:left w:type="dxa" w:w="90"/>
+              <w:bottom w:type="dxa" w:w="50"/>
+              <w:right w:type="dxa" w:w="90"/>
+            </w:tcMar>
+            <w:vAlign w:val="top"/>
+          </w:tcPr>
+          <w:p>
+            <w:pPr>
+              <w:keepNext w:val="false"/>
+              <w:bidi/>
+              <w:spacing w:after="30" w:before="30" w:line="264"/>
+            </w:pPr>
+            <w:r>
+              <w:rPr>
+                <w:rFonts w:ascii="Arial" w:cs="Arial" w:eastAsia="Arial" w:hAnsi="Arial"/>
+                <w:b w:val="false"/>
+                <w:bCs w:val="false"/>
+                <w:sz w:val="18"/>
+                <w:szCs w:val="18"/>
+                <w:rtl/>
+              </w:rPr>
+              <w:t xml:space="preserve">الانتهاء ومكانه</w:t>
+            </w:r>
+          </w:p>
+        </w:tc>
+      </w:tr>
+      <w:tr>
+        <w:trPr>
+          <w:cantSplit/>
+        </w:trPr>
+        <w:tc>
+          <w:tcPr>
+            <w:tcW w:type="dxa" w:w="3522"/>
+            <w:tcBorders>
+              <w:top w:val="single" w:color="BFC9D6" w:sz="4"/>
+              <w:left w:val="single" w:color="BFC9D6" w:sz="4"/>
+              <w:bottom w:val="single" w:color="BFC9D6" w:sz="4"/>
+              <w:right w:val="single" w:color="BFC9D6" w:sz="4"/>
+            </w:tcBorders>
+            <w:tcMar>
+              <w:top w:type="dxa" w:w="50"/>
+              <w:left w:type="dxa" w:w="90"/>
+              <w:bottom w:type="dxa" w:w="50"/>
+              <w:right w:type="dxa" w:w="90"/>
+            </w:tcMar>
+            <w:vAlign w:val="top"/>
+          </w:tcPr>
+          <w:p>
+            <w:pPr>
+              <w:keepNext w:val="false"/>
+              <w:bidi/>
+              <w:spacing w:after="30" w:before="30" w:line="264"/>
+            </w:pPr>
+            <w:r>
+              <w:rPr>
+                <w:rFonts w:ascii="Courier New" w:cs="Courier New" w:eastAsia="Courier New" w:hAnsi="Courier New"/>
+                <w:b w:val="false"/>
+                <w:bCs w:val="false"/>
+                <w:color w:val="1F2937"/>
+                <w:sz w:val="16"/>
+                <w:szCs w:val="16"/>
+                <w:shd w:fill="F1F3F5" w:color="auto" w:val="clear"/>
+                <w:rtl/>
+              </w:rPr>
+              <w:t xml:space="preserve">‎44C‎</w:t>
+            </w:r>
+          </w:p>
+        </w:tc>
+        <w:tc>
+          <w:tcPr>
+            <w:tcW w:type="dxa" w:w="6342"/>
+            <w:tcBorders>
+              <w:top w:val="single" w:color="BFC9D6" w:sz="4"/>
+              <w:left w:val="single" w:color="BFC9D6" w:sz="4"/>
+              <w:bottom w:val="single" w:color="BFC9D6" w:sz="4"/>
+              <w:right w:val="single" w:color="BFC9D6" w:sz="4"/>
+            </w:tcBorders>
+            <w:tcMar>
+              <w:top w:type="dxa" w:w="50"/>
+              <w:left w:type="dxa" w:w="90"/>
+              <w:bottom w:type="dxa" w:w="50"/>
+              <w:right w:type="dxa" w:w="90"/>
+            </w:tcMar>
+            <w:vAlign w:val="top"/>
+          </w:tcPr>
+          <w:p>
+            <w:pPr>
+              <w:keepNext w:val="false"/>
+              <w:bidi/>
+              <w:spacing w:after="30" w:before="30" w:line="264"/>
+            </w:pPr>
+            <w:r>
+              <w:rPr>
+                <w:rFonts w:ascii="Arial" w:cs="Arial" w:eastAsia="Arial" w:hAnsi="Arial"/>
+                <w:b w:val="false"/>
+                <w:bCs w:val="false"/>
+                <w:sz w:val="18"/>
+                <w:szCs w:val="18"/>
+                <w:rtl/>
+              </w:rPr>
+              <w:t xml:space="preserve">آخر شحن</w:t>
+            </w:r>
+          </w:p>
+        </w:tc>
+      </w:tr>
+      <w:tr>
+        <w:trPr>
+          <w:cantSplit/>
+        </w:trPr>
+        <w:tc>
+          <w:tcPr>
+            <w:tcW w:type="dxa" w:w="3522"/>
+            <w:tcBorders>
+              <w:top w:val="single" w:color="BFC9D6" w:sz="4"/>
+              <w:left w:val="single" w:color="BFC9D6" w:sz="4"/>
+              <w:bottom w:val="single" w:color="BFC9D6" w:sz="4"/>
+              <w:right w:val="single" w:color="BFC9D6" w:sz="4"/>
+            </w:tcBorders>
+            <w:shd w:fill="F5F8FC" w:color="auto" w:val="clear"/>
+            <w:tcMar>
+              <w:top w:type="dxa" w:w="50"/>
+              <w:left w:type="dxa" w:w="90"/>
+              <w:bottom w:type="dxa" w:w="50"/>
+              <w:right w:type="dxa" w:w="90"/>
+            </w:tcMar>
+            <w:vAlign w:val="top"/>
+          </w:tcPr>
+          <w:p>
+            <w:pPr>
+              <w:keepNext w:val="false"/>
+              <w:bidi/>
+              <w:spacing w:after="30" w:before="30" w:line="264"/>
+            </w:pPr>
+            <w:r>
+              <w:rPr>
+                <w:rFonts w:ascii="Courier New" w:cs="Courier New" w:eastAsia="Courier New" w:hAnsi="Courier New"/>
+                <w:b w:val="false"/>
+                <w:bCs w:val="false"/>
+                <w:color w:val="1F2937"/>
+                <w:sz w:val="16"/>
+                <w:szCs w:val="16"/>
+                <w:shd w:fill="F1F3F5" w:color="auto" w:val="clear"/>
+                <w:rtl/>
+              </w:rPr>
+              <w:t xml:space="preserve">‎48‎</w:t>
+            </w:r>
+          </w:p>
+        </w:tc>
+        <w:tc>
+          <w:tcPr>
+            <w:tcW w:type="dxa" w:w="6342"/>
+            <w:tcBorders>
+              <w:top w:val="single" w:color="BFC9D6" w:sz="4"/>
+              <w:left w:val="single" w:color="BFC9D6" w:sz="4"/>
+              <w:bottom w:val="single" w:color="BFC9D6" w:sz="4"/>
+              <w:right w:val="single" w:color="BFC9D6" w:sz="4"/>
+            </w:tcBorders>
+            <w:shd w:fill="F5F8FC" w:color="auto" w:val="clear"/>
+            <w:tcMar>
+              <w:top w:type="dxa" w:w="50"/>
+              <w:left w:type="dxa" w:w="90"/>
+              <w:bottom w:type="dxa" w:w="50"/>
+              <w:right w:type="dxa" w:w="90"/>
+            </w:tcMar>
+            <w:vAlign w:val="top"/>
+          </w:tcPr>
+          <w:p>
+            <w:pPr>
+              <w:keepNext w:val="false"/>
+              <w:bidi/>
+              <w:spacing w:after="30" w:before="30" w:line="264"/>
+            </w:pPr>
+            <w:r>
+              <w:rPr>
+                <w:rFonts w:ascii="Arial" w:cs="Arial" w:eastAsia="Arial" w:hAnsi="Arial"/>
+                <w:b w:val="false"/>
+                <w:bCs w:val="false"/>
+                <w:sz w:val="18"/>
+                <w:szCs w:val="18"/>
+                <w:rtl/>
+              </w:rPr>
+              <w:t xml:space="preserve">فترة التقديم</w:t>
+            </w:r>
+          </w:p>
+        </w:tc>
+      </w:tr>
+      <w:tr>
+        <w:trPr>
+          <w:cantSplit/>
+        </w:trPr>
+        <w:tc>
+          <w:tcPr>
+            <w:tcW w:type="dxa" w:w="3522"/>
+            <w:tcBorders>
+              <w:top w:val="single" w:color="BFC9D6" w:sz="4"/>
+              <w:left w:val="single" w:color="BFC9D6" w:sz="4"/>
+              <w:bottom w:val="single" w:color="BFC9D6" w:sz="4"/>
+              <w:right w:val="single" w:color="BFC9D6" w:sz="4"/>
+            </w:tcBorders>
+            <w:tcMar>
+              <w:top w:type="dxa" w:w="50"/>
+              <w:left w:type="dxa" w:w="90"/>
+              <w:bottom w:type="dxa" w:w="50"/>
+              <w:right w:type="dxa" w:w="90"/>
+            </w:tcMar>
+            <w:vAlign w:val="top"/>
+          </w:tcPr>
+          <w:p>
+            <w:pPr>
+              <w:keepNext w:val="false"/>
+              <w:bidi/>
+              <w:spacing w:after="30" w:before="30" w:line="264"/>
+            </w:pPr>
+            <w:r>
+              <w:rPr>
+                <w:rFonts w:ascii="Courier New" w:cs="Courier New" w:eastAsia="Courier New" w:hAnsi="Courier New"/>
+                <w:b w:val="false"/>
+                <w:bCs w:val="false"/>
+                <w:color w:val="1F2937"/>
+                <w:sz w:val="16"/>
+                <w:szCs w:val="16"/>
+                <w:shd w:fill="F1F3F5" w:color="auto" w:val="clear"/>
+                <w:rtl/>
+              </w:rPr>
+              <w:t xml:space="preserve">‎43P‎</w:t>
+            </w:r>
+          </w:p>
+        </w:tc>
+        <w:tc>
+          <w:tcPr>
+            <w:tcW w:type="dxa" w:w="6342"/>
+            <w:tcBorders>
+              <w:top w:val="single" w:color="BFC9D6" w:sz="4"/>
+              <w:left w:val="single" w:color="BFC9D6" w:sz="4"/>
+              <w:bottom w:val="single" w:color="BFC9D6" w:sz="4"/>
+              <w:right w:val="single" w:color="BFC9D6" w:sz="4"/>
+            </w:tcBorders>
+            <w:tcMar>
+              <w:top w:type="dxa" w:w="50"/>
+              <w:left w:type="dxa" w:w="90"/>
+              <w:bottom w:type="dxa" w:w="50"/>
+              <w:right w:type="dxa" w:w="90"/>
+            </w:tcMar>
+            <w:vAlign w:val="top"/>
+          </w:tcPr>
+          <w:p>
+            <w:pPr>
+              <w:keepNext w:val="false"/>
+              <w:bidi/>
+              <w:spacing w:after="30" w:before="30" w:line="264"/>
+            </w:pPr>
+            <w:r>
+              <w:rPr>
+                <w:rFonts w:ascii="Arial" w:cs="Arial" w:eastAsia="Arial" w:hAnsi="Arial"/>
+                <w:b w:val="false"/>
+                <w:bCs w:val="false"/>
+                <w:sz w:val="18"/>
+                <w:szCs w:val="18"/>
+                <w:rtl/>
+              </w:rPr>
+              <w:t xml:space="preserve">الشحن الجزئي</w:t>
+            </w:r>
+          </w:p>
+        </w:tc>
+      </w:tr>
+      <w:tr>
+        <w:trPr>
+          <w:cantSplit/>
+        </w:trPr>
+        <w:tc>
+          <w:tcPr>
+            <w:tcW w:type="dxa" w:w="3522"/>
+            <w:tcBorders>
+              <w:top w:val="single" w:color="BFC9D6" w:sz="4"/>
+              <w:left w:val="single" w:color="BFC9D6" w:sz="4"/>
+              <w:bottom w:val="single" w:color="BFC9D6" w:sz="4"/>
+              <w:right w:val="single" w:color="BFC9D6" w:sz="4"/>
+            </w:tcBorders>
+            <w:shd w:fill="F5F8FC" w:color="auto" w:val="clear"/>
+            <w:tcMar>
+              <w:top w:type="dxa" w:w="50"/>
+              <w:left w:type="dxa" w:w="90"/>
+              <w:bottom w:type="dxa" w:w="50"/>
+              <w:right w:type="dxa" w:w="90"/>
+            </w:tcMar>
+            <w:vAlign w:val="top"/>
+          </w:tcPr>
+          <w:p>
+            <w:pPr>
+              <w:keepNext w:val="false"/>
+              <w:bidi/>
+              <w:spacing w:after="30" w:before="30" w:line="264"/>
+            </w:pPr>
+            <w:r>
+              <w:rPr>
+                <w:rFonts w:ascii="Courier New" w:cs="Courier New" w:eastAsia="Courier New" w:hAnsi="Courier New"/>
+                <w:b w:val="false"/>
+                <w:bCs w:val="false"/>
+                <w:color w:val="1F2937"/>
+                <w:sz w:val="16"/>
+                <w:szCs w:val="16"/>
+                <w:shd w:fill="F1F3F5" w:color="auto" w:val="clear"/>
+                <w:rtl/>
+              </w:rPr>
+              <w:t xml:space="preserve">‎43T‎</w:t>
+            </w:r>
+          </w:p>
+        </w:tc>
+        <w:tc>
+          <w:tcPr>
+            <w:tcW w:type="dxa" w:w="6342"/>
+            <w:tcBorders>
+              <w:top w:val="single" w:color="BFC9D6" w:sz="4"/>
+              <w:left w:val="single" w:color="BFC9D6" w:sz="4"/>
+              <w:bottom w:val="single" w:color="BFC9D6" w:sz="4"/>
+              <w:right w:val="single" w:color="BFC9D6" w:sz="4"/>
+            </w:tcBorders>
+            <w:shd w:fill="F5F8FC" w:color="auto" w:val="clear"/>
+            <w:tcMar>
+              <w:top w:type="dxa" w:w="50"/>
+              <w:left w:type="dxa" w:w="90"/>
+              <w:bottom w:type="dxa" w:w="50"/>
+              <w:right w:type="dxa" w:w="90"/>
+            </w:tcMar>
+            <w:vAlign w:val="top"/>
+          </w:tcPr>
+          <w:p>
+            <w:pPr>
+              <w:keepNext w:val="false"/>
+              <w:bidi/>
+              <w:spacing w:after="30" w:before="30" w:line="264"/>
+            </w:pPr>
+            <w:r>
+              <w:rPr>
+                <w:rFonts w:ascii="Arial" w:cs="Arial" w:eastAsia="Arial" w:hAnsi="Arial"/>
+                <w:b w:val="false"/>
+                <w:bCs w:val="false"/>
+                <w:sz w:val="18"/>
+                <w:szCs w:val="18"/>
+                <w:rtl/>
+              </w:rPr>
+              <w:t xml:space="preserve">إعادة الشحن</w:t>
+            </w:r>
+          </w:p>
+        </w:tc>
+      </w:tr>
+      <w:tr>
+        <w:trPr>
+          <w:cantSplit/>
+        </w:trPr>
+        <w:tc>
+          <w:tcPr>
+            <w:tcW w:type="dxa" w:w="3522"/>
+            <w:tcBorders>
+              <w:top w:val="single" w:color="BFC9D6" w:sz="4"/>
+              <w:left w:val="single" w:color="BFC9D6" w:sz="4"/>
+              <w:bottom w:val="single" w:color="BFC9D6" w:sz="4"/>
+              <w:right w:val="single" w:color="BFC9D6" w:sz="4"/>
+            </w:tcBorders>
+            <w:tcMar>
+              <w:top w:type="dxa" w:w="50"/>
+              <w:left w:type="dxa" w:w="90"/>
+              <w:bottom w:type="dxa" w:w="50"/>
+              <w:right w:type="dxa" w:w="90"/>
+            </w:tcMar>
+            <w:vAlign w:val="top"/>
+          </w:tcPr>
+          <w:p>
+            <w:pPr>
+              <w:keepNext w:val="false"/>
+              <w:bidi/>
+              <w:spacing w:after="30" w:before="30" w:line="264"/>
+            </w:pPr>
+            <w:r>
+              <w:rPr>
+                <w:rFonts w:ascii="Courier New" w:cs="Courier New" w:eastAsia="Courier New" w:hAnsi="Courier New"/>
+                <w:b w:val="false"/>
+                <w:bCs w:val="false"/>
+                <w:color w:val="1F2937"/>
+                <w:sz w:val="16"/>
+                <w:szCs w:val="16"/>
+                <w:shd w:fill="F1F3F5" w:color="auto" w:val="clear"/>
+                <w:rtl/>
+              </w:rPr>
+              <w:t xml:space="preserve">‎44E‎</w:t>
+            </w:r>
+            <w:r>
+              <w:rPr>
+                <w:rFonts w:ascii="Arial" w:cs="Arial" w:eastAsia="Arial" w:hAnsi="Arial"/>
+                <w:b w:val="false"/>
+                <w:bCs w:val="false"/>
+                <w:sz w:val="18"/>
+                <w:szCs w:val="18"/>
+                <w:rtl/>
+              </w:rPr>
+              <w:t xml:space="preserve"> و</w:t>
+            </w:r>
+            <w:r>
+              <w:rPr>
+                <w:rFonts w:ascii="Courier New" w:cs="Courier New" w:eastAsia="Courier New" w:hAnsi="Courier New"/>
+                <w:b w:val="false"/>
+                <w:bCs w:val="false"/>
+                <w:color w:val="1F2937"/>
+                <w:sz w:val="16"/>
+                <w:szCs w:val="16"/>
+                <w:shd w:fill="F1F3F5" w:color="auto" w:val="clear"/>
+                <w:rtl/>
+              </w:rPr>
+              <w:t xml:space="preserve">‎44F‎</w:t>
+            </w:r>
+          </w:p>
+        </w:tc>
+        <w:tc>
+          <w:tcPr>
+            <w:tcW w:type="dxa" w:w="6342"/>
+            <w:tcBorders>
+              <w:top w:val="single" w:color="BFC9D6" w:sz="4"/>
+              <w:left w:val="single" w:color="BFC9D6" w:sz="4"/>
+              <w:bottom w:val="single" w:color="BFC9D6" w:sz="4"/>
+              <w:right w:val="single" w:color="BFC9D6" w:sz="4"/>
+            </w:tcBorders>
+            <w:tcMar>
+              <w:top w:type="dxa" w:w="50"/>
+              <w:left w:type="dxa" w:w="90"/>
+              <w:bottom w:type="dxa" w:w="50"/>
+              <w:right w:type="dxa" w:w="90"/>
+            </w:tcMar>
+            <w:vAlign w:val="top"/>
+          </w:tcPr>
+          <w:p>
+            <w:pPr>
+              <w:keepNext w:val="false"/>
+              <w:bidi/>
+              <w:spacing w:after="30" w:before="30" w:line="264"/>
+            </w:pPr>
+            <w:r>
+              <w:rPr>
+                <w:rFonts w:ascii="Arial" w:cs="Arial" w:eastAsia="Arial" w:hAnsi="Arial"/>
+                <w:b w:val="false"/>
+                <w:bCs w:val="false"/>
+                <w:sz w:val="18"/>
+                <w:szCs w:val="18"/>
+                <w:rtl/>
+              </w:rPr>
+              <w:t xml:space="preserve">ميناءا التحميل والتفريغ</w:t>
+            </w:r>
+          </w:p>
+        </w:tc>
+      </w:tr>
+      <w:tr>
+        <w:trPr>
+          <w:cantSplit/>
+        </w:trPr>
+        <w:tc>
+          <w:tcPr>
+            <w:tcW w:type="dxa" w:w="3522"/>
+            <w:tcBorders>
+              <w:top w:val="single" w:color="BFC9D6" w:sz="4"/>
+              <w:left w:val="single" w:color="BFC9D6" w:sz="4"/>
+              <w:bottom w:val="single" w:color="BFC9D6" w:sz="4"/>
+              <w:right w:val="single" w:color="BFC9D6" w:sz="4"/>
+            </w:tcBorders>
+            <w:shd w:fill="F5F8FC" w:color="auto" w:val="clear"/>
+            <w:tcMar>
+              <w:top w:type="dxa" w:w="50"/>
+              <w:left w:type="dxa" w:w="90"/>
+              <w:bottom w:type="dxa" w:w="50"/>
+              <w:right w:type="dxa" w:w="90"/>
+            </w:tcMar>
+            <w:vAlign w:val="top"/>
+          </w:tcPr>
+          <w:p>
+            <w:pPr>
+              <w:keepNext w:val="false"/>
+              <w:bidi/>
+              <w:spacing w:after="30" w:before="30" w:line="264"/>
+            </w:pPr>
+            <w:r>
+              <w:rPr>
+                <w:rFonts w:ascii="Courier New" w:cs="Courier New" w:eastAsia="Courier New" w:hAnsi="Courier New"/>
+                <w:b w:val="false"/>
+                <w:bCs w:val="false"/>
+                <w:color w:val="1F2937"/>
+                <w:sz w:val="16"/>
+                <w:szCs w:val="16"/>
+                <w:shd w:fill="F1F3F5" w:color="auto" w:val="clear"/>
+                <w:rtl/>
+              </w:rPr>
+              <w:t xml:space="preserve">‎45A‎</w:t>
+            </w:r>
+          </w:p>
+        </w:tc>
+        <w:tc>
+          <w:tcPr>
+            <w:tcW w:type="dxa" w:w="6342"/>
+            <w:tcBorders>
+              <w:top w:val="single" w:color="BFC9D6" w:sz="4"/>
+              <w:left w:val="single" w:color="BFC9D6" w:sz="4"/>
+              <w:bottom w:val="single" w:color="BFC9D6" w:sz="4"/>
+              <w:right w:val="single" w:color="BFC9D6" w:sz="4"/>
+            </w:tcBorders>
+            <w:shd w:fill="F5F8FC" w:color="auto" w:val="clear"/>
+            <w:tcMar>
+              <w:top w:type="dxa" w:w="50"/>
+              <w:left w:type="dxa" w:w="90"/>
+              <w:bottom w:type="dxa" w:w="50"/>
+              <w:right w:type="dxa" w:w="90"/>
+            </w:tcMar>
+            <w:vAlign w:val="top"/>
+          </w:tcPr>
+          <w:p>
+            <w:pPr>
+              <w:keepNext w:val="false"/>
+              <w:bidi/>
+              <w:spacing w:after="30" w:before="30" w:line="264"/>
+            </w:pPr>
+            <w:r>
+              <w:rPr>
+                <w:rFonts w:ascii="Arial" w:cs="Arial" w:eastAsia="Arial" w:hAnsi="Arial"/>
+                <w:b w:val="false"/>
+                <w:bCs w:val="false"/>
+                <w:sz w:val="18"/>
+                <w:szCs w:val="18"/>
+                <w:rtl/>
+              </w:rPr>
+              <w:t xml:space="preserve">البضاعة وشرط التسليم</w:t>
+            </w:r>
+          </w:p>
+        </w:tc>
+      </w:tr>
+      <w:tr>
+        <w:trPr>
+          <w:cantSplit/>
+        </w:trPr>
+        <w:tc>
+          <w:tcPr>
+            <w:tcW w:type="dxa" w:w="3522"/>
+            <w:tcBorders>
+              <w:top w:val="single" w:color="BFC9D6" w:sz="4"/>
+              <w:left w:val="single" w:color="BFC9D6" w:sz="4"/>
+              <w:bottom w:val="single" w:color="BFC9D6" w:sz="4"/>
+              <w:right w:val="single" w:color="BFC9D6" w:sz="4"/>
+            </w:tcBorders>
+            <w:tcMar>
+              <w:top w:type="dxa" w:w="50"/>
+              <w:left w:type="dxa" w:w="90"/>
+              <w:bottom w:type="dxa" w:w="50"/>
+              <w:right w:type="dxa" w:w="90"/>
+            </w:tcMar>
+            <w:vAlign w:val="top"/>
+          </w:tcPr>
+          <w:p>
+            <w:pPr>
+              <w:keepNext w:val="false"/>
+              <w:bidi/>
+              <w:spacing w:after="30" w:before="30" w:line="264"/>
+            </w:pPr>
+            <w:r>
+              <w:rPr>
+                <w:rFonts w:ascii="Courier New" w:cs="Courier New" w:eastAsia="Courier New" w:hAnsi="Courier New"/>
+                <w:b w:val="false"/>
+                <w:bCs w:val="false"/>
+                <w:color w:val="1F2937"/>
+                <w:sz w:val="16"/>
+                <w:szCs w:val="16"/>
+                <w:shd w:fill="F1F3F5" w:color="auto" w:val="clear"/>
+                <w:rtl/>
+              </w:rPr>
+              <w:t xml:space="preserve">‎59‎</w:t>
+            </w:r>
+          </w:p>
+        </w:tc>
+        <w:tc>
+          <w:tcPr>
+            <w:tcW w:type="dxa" w:w="6342"/>
+            <w:tcBorders>
+              <w:top w:val="single" w:color="BFC9D6" w:sz="4"/>
+              <w:left w:val="single" w:color="BFC9D6" w:sz="4"/>
+              <w:bottom w:val="single" w:color="BFC9D6" w:sz="4"/>
+              <w:right w:val="single" w:color="BFC9D6" w:sz="4"/>
+            </w:tcBorders>
+            <w:tcMar>
+              <w:top w:type="dxa" w:w="50"/>
+              <w:left w:type="dxa" w:w="90"/>
+              <w:bottom w:type="dxa" w:w="50"/>
+              <w:right w:type="dxa" w:w="90"/>
+            </w:tcMar>
+            <w:vAlign w:val="top"/>
+          </w:tcPr>
+          <w:p>
+            <w:pPr>
+              <w:keepNext w:val="false"/>
+              <w:bidi/>
+              <w:spacing w:after="30" w:before="30" w:line="264"/>
+            </w:pPr>
+            <w:r>
+              <w:rPr>
+                <w:rFonts w:ascii="Arial" w:cs="Arial" w:eastAsia="Arial" w:hAnsi="Arial"/>
+                <w:b w:val="false"/>
+                <w:bCs w:val="false"/>
+                <w:sz w:val="18"/>
+                <w:szCs w:val="18"/>
+                <w:rtl/>
+              </w:rPr>
+              <w:t xml:space="preserve">المستفيد</w:t>
+            </w:r>
+          </w:p>
+        </w:tc>
+      </w:tr>
+      <w:tr>
+        <w:trPr>
+          <w:cantSplit/>
+        </w:trPr>
+        <w:tc>
+          <w:tcPr>
+            <w:tcW w:type="dxa" w:w="3522"/>
+            <w:tcBorders>
+              <w:top w:val="single" w:color="BFC9D6" w:sz="4"/>
+              <w:left w:val="single" w:color="BFC9D6" w:sz="4"/>
+              <w:bottom w:val="single" w:color="BFC9D6" w:sz="4"/>
+              <w:right w:val="single" w:color="BFC9D6" w:sz="4"/>
+            </w:tcBorders>
+            <w:shd w:fill="F5F8FC" w:color="auto" w:val="clear"/>
+            <w:tcMar>
+              <w:top w:type="dxa" w:w="50"/>
+              <w:left w:type="dxa" w:w="90"/>
+              <w:bottom w:type="dxa" w:w="50"/>
+              <w:right w:type="dxa" w:w="90"/>
+            </w:tcMar>
+            <w:vAlign w:val="top"/>
+          </w:tcPr>
+          <w:p>
+            <w:pPr>
+              <w:keepNext w:val="false"/>
+              <w:bidi/>
+              <w:spacing w:after="30" w:before="30" w:line="264"/>
+            </w:pPr>
+            <w:r>
+              <w:rPr>
+                <w:rFonts w:ascii="Courier New" w:cs="Courier New" w:eastAsia="Courier New" w:hAnsi="Courier New"/>
+                <w:b w:val="false"/>
+                <w:bCs w:val="false"/>
+                <w:color w:val="1F2937"/>
+                <w:sz w:val="16"/>
+                <w:szCs w:val="16"/>
+                <w:shd w:fill="F1F3F5" w:color="auto" w:val="clear"/>
+                <w:rtl/>
+              </w:rPr>
+              <w:t xml:space="preserve">‎46A‎</w:t>
+            </w:r>
+          </w:p>
+        </w:tc>
+        <w:tc>
+          <w:tcPr>
+            <w:tcW w:type="dxa" w:w="6342"/>
+            <w:tcBorders>
+              <w:top w:val="single" w:color="BFC9D6" w:sz="4"/>
+              <w:left w:val="single" w:color="BFC9D6" w:sz="4"/>
+              <w:bottom w:val="single" w:color="BFC9D6" w:sz="4"/>
+              <w:right w:val="single" w:color="BFC9D6" w:sz="4"/>
+            </w:tcBorders>
+            <w:shd w:fill="F5F8FC" w:color="auto" w:val="clear"/>
+            <w:tcMar>
+              <w:top w:type="dxa" w:w="50"/>
+              <w:left w:type="dxa" w:w="90"/>
+              <w:bottom w:type="dxa" w:w="50"/>
+              <w:right w:type="dxa" w:w="90"/>
+            </w:tcMar>
+            <w:vAlign w:val="top"/>
+          </w:tcPr>
+          <w:p>
+            <w:pPr>
+              <w:keepNext w:val="false"/>
+              <w:bidi/>
+              <w:spacing w:after="30" w:before="30" w:line="264"/>
+            </w:pPr>
+            <w:r>
+              <w:rPr>
+                <w:rFonts w:ascii="Arial" w:cs="Arial" w:eastAsia="Arial" w:hAnsi="Arial"/>
+                <w:b w:val="false"/>
+                <w:bCs w:val="false"/>
+                <w:sz w:val="18"/>
+                <w:szCs w:val="18"/>
+                <w:rtl/>
+              </w:rPr>
+              <w:t xml:space="preserve">المستندات المطلوبة</w:t>
+            </w:r>
+          </w:p>
+        </w:tc>
+      </w:tr>
+      <w:tr>
+        <w:trPr>
+          <w:cantSplit/>
+        </w:trPr>
+        <w:tc>
+          <w:tcPr>
+            <w:tcW w:type="dxa" w:w="3522"/>
+            <w:tcBorders>
+              <w:top w:val="single" w:color="BFC9D6" w:sz="4"/>
+              <w:left w:val="single" w:color="BFC9D6" w:sz="4"/>
+              <w:bottom w:val="single" w:color="BFC9D6" w:sz="4"/>
+              <w:right w:val="single" w:color="BFC9D6" w:sz="4"/>
+            </w:tcBorders>
+            <w:tcMar>
+              <w:top w:type="dxa" w:w="50"/>
+              <w:left w:type="dxa" w:w="90"/>
+              <w:bottom w:type="dxa" w:w="50"/>
+              <w:right w:type="dxa" w:w="90"/>
+            </w:tcMar>
+            <w:vAlign w:val="top"/>
+          </w:tcPr>
+          <w:p>
+            <w:pPr>
+              <w:keepNext w:val="false"/>
+              <w:bidi/>
+              <w:spacing w:after="30" w:before="30" w:line="264"/>
+            </w:pPr>
+            <w:r>
+              <w:rPr>
+                <w:rFonts w:ascii="Courier New" w:cs="Courier New" w:eastAsia="Courier New" w:hAnsi="Courier New"/>
+                <w:b w:val="false"/>
+                <w:bCs w:val="false"/>
+                <w:color w:val="1F2937"/>
+                <w:sz w:val="16"/>
+                <w:szCs w:val="16"/>
+                <w:shd w:fill="F1F3F5" w:color="auto" w:val="clear"/>
+                <w:rtl/>
+              </w:rPr>
+              <w:t xml:space="preserve">‎71D‎</w:t>
+            </w:r>
+          </w:p>
+        </w:tc>
+        <w:tc>
+          <w:tcPr>
+            <w:tcW w:type="dxa" w:w="6342"/>
+            <w:tcBorders>
+              <w:top w:val="single" w:color="BFC9D6" w:sz="4"/>
+              <w:left w:val="single" w:color="BFC9D6" w:sz="4"/>
+              <w:bottom w:val="single" w:color="BFC9D6" w:sz="4"/>
+              <w:right w:val="single" w:color="BFC9D6" w:sz="4"/>
+            </w:tcBorders>
+            <w:tcMar>
+              <w:top w:type="dxa" w:w="50"/>
+              <w:left w:type="dxa" w:w="90"/>
+              <w:bottom w:type="dxa" w:w="50"/>
+              <w:right w:type="dxa" w:w="90"/>
+            </w:tcMar>
+            <w:vAlign w:val="top"/>
+          </w:tcPr>
+          <w:p>
+            <w:pPr>
+              <w:keepNext w:val="false"/>
+              <w:bidi/>
+              <w:spacing w:after="30" w:before="30" w:line="264"/>
+            </w:pPr>
+            <w:r>
+              <w:rPr>
+                <w:rFonts w:ascii="Arial" w:cs="Arial" w:eastAsia="Arial" w:hAnsi="Arial"/>
+                <w:b w:val="false"/>
+                <w:bCs w:val="false"/>
+                <w:sz w:val="18"/>
+                <w:szCs w:val="18"/>
+                <w:rtl/>
+              </w:rPr>
+              <w:t xml:space="preserve">الرسوم</w:t>
+            </w:r>
+          </w:p>
+        </w:tc>
+      </w:tr>
+    </w:tbl>
+    <w:p>
+      <w:pPr>
+        <w:bidi/>
+        <w:spacing w:after="120" w:before="0"/>
+      </w:pPr>
+    </w:p>
+    <w:p>
+      <w:pPr>
+        <w:pStyle w:val="ListParagraph"/>
+        <w:numPr>
+          <w:ilvl w:val="0"/>
+          <w:numId w:val="2"/>
+        </w:numPr>
+        <w:bidi/>
+        <w:spacing w:after="70" w:before="0" w:line="300"/>
+      </w:pPr>
+      <w:r>
+        <w:rPr>
+          <w:rFonts w:ascii="Arial" w:cs="Arial" w:eastAsia="Arial" w:hAnsi="Arial"/>
+          <w:b/>
+          <w:bCs/>
+          <w:sz w:val="21"/>
+          <w:szCs w:val="21"/>
+          <w:rtl/>
+        </w:rPr>
+        <w:t xml:space="preserve">شروط بلا حقل مستقل</w:t>
+      </w:r>
+      <w:r>
+        <w:rPr>
+          <w:rFonts w:ascii="Arial" w:cs="Arial" w:eastAsia="Arial" w:hAnsi="Arial"/>
+          <w:b w:val="false"/>
+          <w:bCs w:val="false"/>
+          <w:sz w:val="21"/>
+          <w:szCs w:val="21"/>
+          <w:rtl/>
+        </w:rPr>
+        <w:t xml:space="preserve"> في MT700 لا يظهر بجانبها رمز، مثل وسيلة النقل والمسؤول عن التأمين ولغة الاعتماد.</w:t>
+      </w:r>
+    </w:p>
+    <w:p>
+      <w:pPr>
+        <w:pStyle w:val="ListParagraph"/>
+        <w:numPr>
+          <w:ilvl w:val="0"/>
+          <w:numId w:val="2"/>
+        </w:numPr>
+        <w:bidi/>
+        <w:spacing w:after="70" w:before="0" w:line="300"/>
+      </w:pPr>
+      <w:r>
+        <w:rPr>
+          <w:rFonts w:ascii="Arial" w:cs="Arial" w:eastAsia="Arial" w:hAnsi="Arial"/>
+          <w:b/>
+          <w:bCs/>
+          <w:sz w:val="21"/>
+          <w:szCs w:val="21"/>
+          <w:rtl/>
+        </w:rPr>
+        <w:t xml:space="preserve">رسائل الفحوص</w:t>
+      </w:r>
+      <w:r>
+        <w:rPr>
+          <w:rFonts w:ascii="Arial" w:cs="Arial" w:eastAsia="Arial" w:hAnsi="Arial"/>
+          <w:b w:val="false"/>
+          <w:bCs w:val="false"/>
+          <w:sz w:val="21"/>
+          <w:szCs w:val="21"/>
+          <w:rtl/>
+        </w:rPr>
+        <w:t xml:space="preserve"> صارت بلا ذكر UCP، ويظهر في عمود «الحقل» اسم الشرط ورمزه.</w:t>
+      </w:r>
+    </w:p>
+    <w:p>
+      <w:pPr>
+        <w:pStyle w:val="ListParagraph"/>
+        <w:numPr>
+          <w:ilvl w:val="0"/>
+          <w:numId w:val="2"/>
+        </w:numPr>
+        <w:bidi/>
+        <w:spacing w:after="70" w:before="0" w:line="300"/>
+      </w:pPr>
+      <w:r>
+        <w:rPr>
+          <w:rFonts w:ascii="Arial" w:cs="Arial" w:eastAsia="Arial" w:hAnsi="Arial"/>
+          <w:b/>
+          <w:bCs/>
+          <w:sz w:val="21"/>
+          <w:szCs w:val="21"/>
+          <w:rtl/>
+        </w:rPr>
+        <w:t xml:space="preserve">قيم القوائم</w:t>
+      </w:r>
+      <w:r>
+        <w:rPr>
+          <w:rFonts w:ascii="Arial" w:cs="Arial" w:eastAsia="Arial" w:hAnsi="Arial"/>
+          <w:b w:val="false"/>
+          <w:bCs w:val="false"/>
+          <w:sz w:val="21"/>
+          <w:szCs w:val="21"/>
+          <w:rtl/>
+        </w:rPr>
+        <w:t xml:space="preserve"> صارت بالعربية، مثل «اطلاع» و«مسموح» و«بحري» و«طالب الاعتماد».</w:t>
+      </w:r>
+    </w:p>
+    <w:p>
+      <w:pPr>
+        <w:pStyle w:val="ListParagraph"/>
+        <w:numPr>
+          <w:ilvl w:val="0"/>
+          <w:numId w:val="2"/>
+        </w:numPr>
+        <w:bidi/>
+        <w:spacing w:after="70" w:before="0" w:line="300"/>
+      </w:pPr>
+      <w:r>
+        <w:rPr>
+          <w:rFonts w:ascii="Arial" w:cs="Arial" w:eastAsia="Arial" w:hAnsi="Arial"/>
+          <w:b/>
+          <w:bCs/>
+          <w:sz w:val="21"/>
+          <w:szCs w:val="21"/>
+          <w:rtl/>
+        </w:rPr>
+        <w:t xml:space="preserve">الاعتماد بالاطلاع:</w:t>
+      </w:r>
+      <w:r>
+        <w:rPr>
+          <w:rFonts w:ascii="Arial" w:cs="Arial" w:eastAsia="Arial" w:hAnsi="Arial"/>
+          <w:b w:val="false"/>
+          <w:bCs w:val="false"/>
+          <w:sz w:val="21"/>
+          <w:szCs w:val="21"/>
+          <w:rtl/>
+        </w:rPr>
+        <w:t xml:space="preserve"> لا تظهر أيام التأجيل ولا بدايتها، ويُمسحان عند الحفظ. والخادم كان يرفضهما أصلًا لاعتماد الاطلاع (V-LCT-06).</w:t>
+      </w:r>
+    </w:p>
+    <w:p>
+      <w:pPr>
+        <w:bidi/>
+        <w:spacing w:after="60" w:before="0"/>
+      </w:pPr>
+    </w:p>
+    <w:p>
+      <w:pPr>
+        <w:bidi/>
+        <w:spacing w:after="110" w:before="0" w:line="312"/>
+      </w:pPr>
+      <w:r>
+        <w:rPr>
+          <w:rFonts w:ascii="Arial" w:cs="Arial" w:eastAsia="Arial" w:hAnsi="Arial"/>
+          <w:b/>
+          <w:bCs/>
+          <w:sz w:val="21"/>
+          <w:szCs w:val="21"/>
+          <w:rtl/>
+        </w:rPr>
+        <w:t xml:space="preserve">ما لم يتغيّر:</w:t>
+      </w:r>
+    </w:p>
+    <w:p>
+      <w:pPr>
+        <w:pStyle w:val="ListParagraph"/>
+        <w:numPr>
+          <w:ilvl w:val="0"/>
+          <w:numId w:val="2"/>
+        </w:numPr>
+        <w:bidi/>
+        <w:spacing w:after="70" w:before="0" w:line="300"/>
+      </w:pPr>
+      <w:r>
+        <w:rPr>
+          <w:rFonts w:ascii="Arial" w:cs="Arial" w:eastAsia="Arial" w:hAnsi="Arial"/>
+          <w:b/>
+          <w:bCs/>
+          <w:sz w:val="21"/>
+          <w:szCs w:val="21"/>
+          <w:rtl/>
+        </w:rPr>
+        <w:t xml:space="preserve">الفحوص نفسها</w:t>
+      </w:r>
+      <w:r>
+        <w:rPr>
+          <w:rFonts w:ascii="Arial" w:cs="Arial" w:eastAsia="Arial" w:hAnsi="Arial"/>
+          <w:b w:val="false"/>
+          <w:bCs w:val="false"/>
+          <w:sz w:val="21"/>
+          <w:szCs w:val="21"/>
+          <w:rtl/>
+        </w:rPr>
+        <w:t xml:space="preserve"> باقية كما هي في القسم 3.</w:t>
+      </w:r>
+    </w:p>
+    <w:p>
+      <w:pPr>
+        <w:pStyle w:val="ListParagraph"/>
+        <w:numPr>
+          <w:ilvl w:val="0"/>
+          <w:numId w:val="2"/>
+        </w:numPr>
+        <w:bidi/>
+        <w:spacing w:after="70" w:before="0" w:line="300"/>
+      </w:pPr>
+      <w:r>
+        <w:rPr>
+          <w:rFonts w:ascii="Arial" w:cs="Arial" w:eastAsia="Arial" w:hAnsi="Arial"/>
+          <w:b/>
+          <w:bCs/>
+          <w:sz w:val="21"/>
+          <w:szCs w:val="21"/>
+          <w:rtl/>
+        </w:rPr>
+        <w:t xml:space="preserve">روابط المواد في قاعدة البيانات</w:t>
+      </w:r>
+      <w:r>
+        <w:rPr>
+          <w:rFonts w:ascii="Arial" w:cs="Arial" w:eastAsia="Arial" w:hAnsi="Arial"/>
+          <w:b w:val="false"/>
+          <w:bCs w:val="false"/>
+          <w:sz w:val="21"/>
+          <w:szCs w:val="21"/>
+          <w:rtl/>
+        </w:rPr>
+        <w:t xml:space="preserve"> باقية مرجعًا.</w:t>
+      </w:r>
+    </w:p>
+    <w:p>
+      <w:pPr>
+        <w:pStyle w:val="ListParagraph"/>
+        <w:numPr>
+          <w:ilvl w:val="0"/>
+          <w:numId w:val="2"/>
+        </w:numPr>
+        <w:bidi/>
+        <w:spacing w:after="70" w:before="0" w:line="300"/>
+      </w:pPr>
+      <w:r>
+        <w:rPr>
+          <w:rFonts w:ascii="Arial" w:cs="Arial" w:eastAsia="Arial" w:hAnsi="Arial"/>
+          <w:b/>
+          <w:bCs/>
+          <w:sz w:val="21"/>
+          <w:szCs w:val="21"/>
+          <w:rtl/>
+        </w:rPr>
+        <w:t xml:space="preserve">الشروط المطبوعة</w:t>
+      </w:r>
+      <w:r>
+        <w:rPr>
+          <w:rFonts w:ascii="Arial" w:cs="Arial" w:eastAsia="Arial" w:hAnsi="Arial"/>
+          <w:b w:val="false"/>
+          <w:bCs w:val="false"/>
+          <w:sz w:val="21"/>
+          <w:szCs w:val="21"/>
+          <w:rtl/>
+        </w:rPr>
+        <w:t xml:space="preserve"> ما زالت تحمل مراجع المواد وحاشيتها. تغييرها ينتظر قرار المالك.</w:t>
       </w:r>
     </w:p>
     <w:p>

--- a/treasury-platform/docs/60-UCP600-ON-THE-TERMS.docx
+++ b/treasury-platform/docs/60-UCP600-ON-THE-TERMS.docx
@@ -1737,6 +1737,27 @@
       </w:hyperlink>
     </w:p>
     <w:p>
+      <w:pPr>
+        <w:bidi/>
+        <w:spacing w:after="50" w:before="0"/>
+        <w:ind w:left="0"/>
+      </w:pPr>
+      <w:hyperlink w:history="1" w:anchor="_sec7">
+        <w:r>
+          <w:rPr>
+            <w:rFonts w:ascii="Arial" w:cs="Arial" w:eastAsia="Arial" w:hAnsi="Arial"/>
+            <w:b/>
+            <w:bCs/>
+            <w:color w:val="1F3A5F"/>
+            <w:sz w:val="20"/>
+            <w:szCs w:val="20"/>
+            <w:rtl/>
+          </w:rPr>
+          <w:t xml:space="preserve">7. المطبوع وكل حقول MT700 (الإصدار 1.0.3)</w:t>
+        </w:r>
+      </w:hyperlink>
+    </w:p>
+    <w:p>
       <w:r>
         <w:br w:type="page"/>
       </w:r>
@@ -3822,6 +3843,142 @@
     </w:p>
     <w:p>
       <w:pPr>
+        <w:bidi/>
+        <w:spacing w:after="60" w:before="0"/>
+      </w:pPr>
+    </w:p>
+    <w:p>
+      <w:pPr>
+        <w:pStyle w:val="Heading1"/>
+        <w:bidi/>
+      </w:pPr>
+      <w:bookmarkStart w:name="_sec7" w:id="7"/>
+      <w:r>
+        <w:rPr>
+          <w:rFonts w:ascii="Arial" w:cs="Arial" w:eastAsia="Arial" w:hAnsi="Arial"/>
+          <w:b/>
+          <w:bCs/>
+          <w:color w:val="1F3A5F"/>
+          <w:sz w:val="32"/>
+          <w:szCs w:val="32"/>
+          <w:rtl/>
+        </w:rPr>
+        <w:t xml:space="preserve">7. المطبوع وكل حقول MT700 (الإصدار 1.0.3)</w:t>
+      </w:r>
+      <w:bookmarkEnd w:id="7"/>
+    </w:p>
+    <w:p>
+      <w:pPr>
+        <w:bidi/>
+        <w:spacing w:after="110" w:before="0" w:line="312"/>
+      </w:pPr>
+      <w:r>
+        <w:rPr>
+          <w:rFonts w:ascii="Arial" w:cs="Arial" w:eastAsia="Arial" w:hAnsi="Arial"/>
+          <w:b w:val="false"/>
+          <w:bCs w:val="false"/>
+          <w:sz w:val="21"/>
+          <w:szCs w:val="21"/>
+          <w:rtl/>
+        </w:rPr>
+        <w:t xml:space="preserve">وافق المالك: «نعم طبقه على المطبوع وأصدر 1.0.3». ثم طلب: «الشروط الاضافية 47A، 49، 71D، 44B، 44A، يجب ان يكون النظام يغطي كل النقاط لان هذه على الاقل مطلوبة و اساسية... هذه النقاط موجودة في السويفت».</w:t>
+      </w:r>
+    </w:p>
+    <w:p>
+      <w:pPr>
+        <w:bidi/>
+        <w:spacing w:after="110" w:before="0" w:line="312"/>
+      </w:pPr>
+      <w:r>
+        <w:rPr>
+          <w:rFonts w:ascii="Arial" w:cs="Arial" w:eastAsia="Arial" w:hAnsi="Arial"/>
+          <w:b/>
+          <w:bCs/>
+          <w:sz w:val="21"/>
+          <w:szCs w:val="21"/>
+          <w:rtl/>
+        </w:rPr>
+        <w:t xml:space="preserve">مصدر الرموز:</w:t>
+      </w:r>
+      <w:r>
+        <w:rPr>
+          <w:rFonts w:ascii="Arial" w:cs="Arial" w:eastAsia="Arial" w:hAnsi="Arial"/>
+          <w:b w:val="false"/>
+          <w:bCs w:val="false"/>
+          <w:sz w:val="21"/>
+          <w:szCs w:val="21"/>
+          <w:rtl/>
+        </w:rPr>
+        <w:t xml:space="preserve"> عمود </w:t>
+      </w:r>
+      <w:r>
+        <w:rPr>
+          <w:rFonts w:ascii="Courier New" w:cs="Courier New" w:eastAsia="Courier New" w:hAnsi="Courier New"/>
+          <w:b w:val="false"/>
+          <w:bCs w:val="false"/>
+          <w:color w:val="1F2937"/>
+          <w:sz w:val="18"/>
+          <w:szCs w:val="18"/>
+          <w:shd w:fill="F1F3F5" w:color="auto" w:val="clear"/>
+          <w:rtl/>
+        </w:rPr>
+        <w:t xml:space="preserve">‎SwiftTagHint‎</w:t>
+      </w:r>
+      <w:r>
+        <w:rPr>
+          <w:rFonts w:ascii="Arial" w:cs="Arial" w:eastAsia="Arial" w:hAnsi="Arial"/>
+          <w:b w:val="false"/>
+          <w:bCs w:val="false"/>
+          <w:sz w:val="21"/>
+          <w:szCs w:val="21"/>
+          <w:rtl/>
+        </w:rPr>
+        <w:t xml:space="preserve"> في قاموس الحقول، وهو مصدر واحد للشاشة والمطبوع. تعرضه الواجهة البرمجية الجديدة </w:t>
+      </w:r>
+      <w:r>
+        <w:rPr>
+          <w:rFonts w:ascii="Courier New" w:cs="Courier New" w:eastAsia="Courier New" w:hAnsi="Courier New"/>
+          <w:b w:val="false"/>
+          <w:bCs w:val="false"/>
+          <w:color w:val="1F2937"/>
+          <w:sz w:val="18"/>
+          <w:szCs w:val="18"/>
+          <w:shd w:fill="F1F3F5" w:color="auto" w:val="clear"/>
+          <w:rtl/>
+        </w:rPr>
+        <w:t xml:space="preserve">‎GET /lc/swift-tags‎</w:t>
+      </w:r>
+      <w:r>
+        <w:rPr>
+          <w:rFonts w:ascii="Arial" w:cs="Arial" w:eastAsia="Arial" w:hAnsi="Arial"/>
+          <w:b w:val="false"/>
+          <w:bCs w:val="false"/>
+          <w:sz w:val="21"/>
+          <w:szCs w:val="21"/>
+          <w:rtl/>
+        </w:rPr>
+        <w:t xml:space="preserve">. أما الرموز التي كانت مكتوبة في كود الشاشة فحُذفت.</w:t>
+      </w:r>
+    </w:p>
+    <w:p>
+      <w:pPr>
+        <w:bidi/>
+        <w:spacing w:after="110" w:before="0" w:line="312"/>
+      </w:pPr>
+      <w:r>
+        <w:rPr>
+          <w:rFonts w:ascii="Arial" w:cs="Arial" w:eastAsia="Arial" w:hAnsi="Arial"/>
+          <w:b/>
+          <w:bCs/>
+          <w:sz w:val="21"/>
+          <w:szCs w:val="21"/>
+          <w:rtl/>
+        </w:rPr>
+        <w:t xml:space="preserve">الشروط المطبوعة:</w:t>
+      </w:r>
+    </w:p>
+    <w:p>
+      <w:pPr>
         <w:pStyle w:val="ListParagraph"/>
         <w:numPr>
           <w:ilvl w:val="0"/>
@@ -3839,18 +3996,1888 @@
           <w:szCs w:val="21"/>
           <w:rtl/>
         </w:rPr>
-        <w:t xml:space="preserve">الشروط المطبوعة</w:t>
-      </w:r>
-      <w:r>
-        <w:rPr>
-          <w:rFonts w:ascii="Arial" w:cs="Arial" w:eastAsia="Arial" w:hAnsi="Arial"/>
-          <w:b w:val="false"/>
-          <w:bCs w:val="false"/>
-          <w:sz w:val="21"/>
-          <w:szCs w:val="21"/>
-          <w:rtl/>
-        </w:rPr>
-        <w:t xml:space="preserve"> ما زالت تحمل مراجع المواد وحاشيتها. تغييرها ينتظر قرار المالك.</w:t>
+        <w:t xml:space="preserve">بجانب كل حقل</w:t>
+      </w:r>
+      <w:r>
+        <w:rPr>
+          <w:rFonts w:ascii="Arial" w:cs="Arial" w:eastAsia="Arial" w:hAnsi="Arial"/>
+          <w:b w:val="false"/>
+          <w:bCs w:val="false"/>
+          <w:sz w:val="21"/>
+          <w:szCs w:val="21"/>
+          <w:rtl/>
+        </w:rPr>
+        <w:t xml:space="preserve"> رمزه في MT700، وبلا أي مرجع لمواد UCP ولا حاشيتها.</w:t>
+      </w:r>
+    </w:p>
+    <w:p>
+      <w:pPr>
+        <w:pStyle w:val="ListParagraph"/>
+        <w:numPr>
+          <w:ilvl w:val="0"/>
+          <w:numId w:val="2"/>
+        </w:numPr>
+        <w:bidi/>
+        <w:spacing w:after="70" w:before="0" w:line="300"/>
+      </w:pPr>
+      <w:r>
+        <w:rPr>
+          <w:rFonts w:ascii="Arial" w:cs="Arial" w:eastAsia="Arial" w:hAnsi="Arial"/>
+          <w:b/>
+          <w:bCs/>
+          <w:sz w:val="21"/>
+          <w:szCs w:val="21"/>
+          <w:rtl/>
+        </w:rPr>
+        <w:t xml:space="preserve">المستندات</w:t>
+      </w:r>
+      <w:r>
+        <w:rPr>
+          <w:rFonts w:ascii="Arial" w:cs="Arial" w:eastAsia="Arial" w:hAnsi="Arial"/>
+          <w:b w:val="false"/>
+          <w:bCs w:val="false"/>
+          <w:sz w:val="21"/>
+          <w:szCs w:val="21"/>
+          <w:rtl/>
+        </w:rPr>
+        <w:t xml:space="preserve"> تحمل الرمز </w:t>
+      </w:r>
+      <w:r>
+        <w:rPr>
+          <w:rFonts w:ascii="Courier New" w:cs="Courier New" w:eastAsia="Courier New" w:hAnsi="Courier New"/>
+          <w:b w:val="false"/>
+          <w:bCs w:val="false"/>
+          <w:color w:val="1F2937"/>
+          <w:sz w:val="18"/>
+          <w:szCs w:val="18"/>
+          <w:shd w:fill="F1F3F5" w:color="auto" w:val="clear"/>
+          <w:rtl/>
+        </w:rPr>
+        <w:t xml:space="preserve">‎46A‎</w:t>
+      </w:r>
+      <w:r>
+        <w:rPr>
+          <w:rFonts w:ascii="Arial" w:cs="Arial" w:eastAsia="Arial" w:hAnsi="Arial"/>
+          <w:b w:val="false"/>
+          <w:bCs w:val="false"/>
+          <w:sz w:val="21"/>
+          <w:szCs w:val="21"/>
+          <w:rtl/>
+        </w:rPr>
+        <w:t xml:space="preserve">، و</w:t>
+      </w:r>
+      <w:r>
+        <w:rPr>
+          <w:rFonts w:ascii="Arial" w:cs="Arial" w:eastAsia="Arial" w:hAnsi="Arial"/>
+          <w:b/>
+          <w:bCs/>
+          <w:sz w:val="21"/>
+          <w:szCs w:val="21"/>
+          <w:rtl/>
+        </w:rPr>
+        <w:t xml:space="preserve">الرسوم</w:t>
+      </w:r>
+      <w:r>
+        <w:rPr>
+          <w:rFonts w:ascii="Arial" w:cs="Arial" w:eastAsia="Arial" w:hAnsi="Arial"/>
+          <w:b w:val="false"/>
+          <w:bCs w:val="false"/>
+          <w:sz w:val="21"/>
+          <w:szCs w:val="21"/>
+          <w:rtl/>
+        </w:rPr>
+        <w:t xml:space="preserve"> تحمل </w:t>
+      </w:r>
+      <w:r>
+        <w:rPr>
+          <w:rFonts w:ascii="Courier New" w:cs="Courier New" w:eastAsia="Courier New" w:hAnsi="Courier New"/>
+          <w:b w:val="false"/>
+          <w:bCs w:val="false"/>
+          <w:color w:val="1F2937"/>
+          <w:sz w:val="18"/>
+          <w:szCs w:val="18"/>
+          <w:shd w:fill="F1F3F5" w:color="auto" w:val="clear"/>
+          <w:rtl/>
+        </w:rPr>
+        <w:t xml:space="preserve">‎71D‎</w:t>
+      </w:r>
+      <w:r>
+        <w:rPr>
+          <w:rFonts w:ascii="Arial" w:cs="Arial" w:eastAsia="Arial" w:hAnsi="Arial"/>
+          <w:b w:val="false"/>
+          <w:bCs w:val="false"/>
+          <w:sz w:val="21"/>
+          <w:szCs w:val="21"/>
+          <w:rtl/>
+        </w:rPr>
+        <w:t xml:space="preserve">.</w:t>
+      </w:r>
+    </w:p>
+    <w:p>
+      <w:pPr>
+        <w:pStyle w:val="ListParagraph"/>
+        <w:numPr>
+          <w:ilvl w:val="0"/>
+          <w:numId w:val="2"/>
+        </w:numPr>
+        <w:bidi/>
+        <w:spacing w:after="70" w:before="0" w:line="300"/>
+      </w:pPr>
+      <w:r>
+        <w:rPr>
+          <w:rFonts w:ascii="Arial" w:cs="Arial" w:eastAsia="Arial" w:hAnsi="Arial"/>
+          <w:b/>
+          <w:bCs/>
+          <w:sz w:val="21"/>
+          <w:szCs w:val="21"/>
+          <w:rtl/>
+        </w:rPr>
+        <w:t xml:space="preserve">عناوين الأقسام والقيم وحالة الشروط</w:t>
+      </w:r>
+      <w:r>
+        <w:rPr>
+          <w:rFonts w:ascii="Arial" w:cs="Arial" w:eastAsia="Arial" w:hAnsi="Arial"/>
+          <w:b w:val="false"/>
+          <w:bCs w:val="false"/>
+          <w:sz w:val="21"/>
+          <w:szCs w:val="21"/>
+          <w:rtl/>
+        </w:rPr>
+        <w:t xml:space="preserve"> بالعربية في المطبوع العربي:</w:t>
+      </w:r>
+    </w:p>
+    <w:p>
+      <w:pPr>
+        <w:pStyle w:val="ListParagraph"/>
+        <w:numPr>
+          <w:ilvl w:val="1"/>
+          <w:numId w:val="2"/>
+        </w:numPr>
+        <w:bidi/>
+        <w:spacing w:after="70" w:before="0" w:line="300"/>
+      </w:pPr>
+      <w:r>
+        <w:rPr>
+          <w:rFonts w:ascii="Arial" w:cs="Arial" w:eastAsia="Arial" w:hAnsi="Arial"/>
+          <w:b w:val="false"/>
+          <w:bCs w:val="false"/>
+          <w:sz w:val="21"/>
+          <w:szCs w:val="21"/>
+          <w:rtl/>
+        </w:rPr>
+        <w:t xml:space="preserve">عناوين مثل «المبلغ» و«التواريخ» و«الشحن».</w:t>
+      </w:r>
+    </w:p>
+    <w:p>
+      <w:pPr>
+        <w:pStyle w:val="ListParagraph"/>
+        <w:numPr>
+          <w:ilvl w:val="1"/>
+          <w:numId w:val="2"/>
+        </w:numPr>
+        <w:bidi/>
+        <w:spacing w:after="70" w:before="0" w:line="300"/>
+      </w:pPr>
+      <w:r>
+        <w:rPr>
+          <w:rFonts w:ascii="Arial" w:cs="Arial" w:eastAsia="Arial" w:hAnsi="Arial"/>
+          <w:b w:val="false"/>
+          <w:bCs w:val="false"/>
+          <w:sz w:val="21"/>
+          <w:szCs w:val="21"/>
+          <w:rtl/>
+        </w:rPr>
+        <w:t xml:space="preserve">قيم مثل «زيادة ونقص» و«مسموح».</w:t>
+      </w:r>
+    </w:p>
+    <w:p>
+      <w:pPr>
+        <w:pStyle w:val="ListParagraph"/>
+        <w:numPr>
+          <w:ilvl w:val="1"/>
+          <w:numId w:val="2"/>
+        </w:numPr>
+        <w:bidi/>
+        <w:spacing w:after="70" w:before="0" w:line="300"/>
+      </w:pPr>
+      <w:r>
+        <w:rPr>
+          <w:rFonts w:ascii="Arial" w:cs="Arial" w:eastAsia="Arial" w:hAnsi="Arial"/>
+          <w:b w:val="false"/>
+          <w:bCs w:val="false"/>
+          <w:sz w:val="21"/>
+          <w:szCs w:val="21"/>
+          <w:rtl/>
+        </w:rPr>
+        <w:t xml:space="preserve">حالة الشروط «مسودة».</w:t>
+      </w:r>
+    </w:p>
+    <w:p>
+      <w:pPr>
+        <w:pStyle w:val="ListParagraph"/>
+        <w:numPr>
+          <w:ilvl w:val="0"/>
+          <w:numId w:val="2"/>
+        </w:numPr>
+        <w:bidi/>
+        <w:spacing w:after="70" w:before="0" w:line="300"/>
+      </w:pPr>
+      <w:r>
+        <w:rPr>
+          <w:rFonts w:ascii="Arial" w:cs="Arial" w:eastAsia="Arial" w:hAnsi="Arial"/>
+          <w:b/>
+          <w:bCs/>
+          <w:sz w:val="21"/>
+          <w:szCs w:val="21"/>
+          <w:rtl/>
+        </w:rPr>
+        <w:t xml:space="preserve">الحقل المنطقي</w:t>
+      </w:r>
+      <w:r>
+        <w:rPr>
+          <w:rFonts w:ascii="Arial" w:cs="Arial" w:eastAsia="Arial" w:hAnsi="Arial"/>
+          <w:b w:val="false"/>
+          <w:bCs w:val="false"/>
+          <w:sz w:val="21"/>
+          <w:szCs w:val="21"/>
+          <w:rtl/>
+        </w:rPr>
+        <w:t xml:space="preserve"> «نعم» يظهر بعلامة ✓، و«لا» بعلامة —.</w:t>
+      </w:r>
+    </w:p>
+    <w:p>
+      <w:pPr>
+        <w:pStyle w:val="ListParagraph"/>
+        <w:numPr>
+          <w:ilvl w:val="0"/>
+          <w:numId w:val="2"/>
+        </w:numPr>
+        <w:bidi/>
+        <w:spacing w:after="70" w:before="0" w:line="300"/>
+      </w:pPr>
+      <w:r>
+        <w:rPr>
+          <w:rFonts w:ascii="Arial" w:cs="Arial" w:eastAsia="Arial" w:hAnsi="Arial"/>
+          <w:b/>
+          <w:bCs/>
+          <w:sz w:val="21"/>
+          <w:szCs w:val="21"/>
+          <w:rtl/>
+        </w:rPr>
+        <w:t xml:space="preserve">حقل القواعد الحاكمة </w:t>
+      </w:r>
+      <w:r>
+        <w:rPr>
+          <w:rFonts w:ascii="Courier New" w:cs="Courier New" w:eastAsia="Courier New" w:hAnsi="Courier New"/>
+          <w:b/>
+          <w:bCs/>
+          <w:color w:val="1F2937"/>
+          <w:sz w:val="18"/>
+          <w:szCs w:val="18"/>
+          <w:shd w:fill="F1F3F5" w:color="auto" w:val="clear"/>
+          <w:rtl/>
+        </w:rPr>
+        <w:t xml:space="preserve">‎40E‎</w:t>
+      </w:r>
+      <w:r>
+        <w:rPr>
+          <w:rFonts w:ascii="Arial" w:cs="Arial" w:eastAsia="Arial" w:hAnsi="Arial"/>
+          <w:b w:val="false"/>
+          <w:bCs w:val="false"/>
+          <w:sz w:val="21"/>
+          <w:szCs w:val="21"/>
+          <w:rtl/>
+        </w:rPr>
+        <w:t xml:space="preserve"> يُطبع كما في الرسالة: </w:t>
+      </w:r>
+      <w:r>
+        <w:rPr>
+          <w:rFonts w:ascii="Courier New" w:cs="Courier New" w:eastAsia="Courier New" w:hAnsi="Courier New"/>
+          <w:b w:val="false"/>
+          <w:bCs w:val="false"/>
+          <w:color w:val="1F2937"/>
+          <w:sz w:val="18"/>
+          <w:szCs w:val="18"/>
+          <w:shd w:fill="F1F3F5" w:color="auto" w:val="clear"/>
+          <w:rtl/>
+        </w:rPr>
+        <w:t xml:space="preserve">‎UCP LATEST VERSION‎</w:t>
+      </w:r>
+      <w:r>
+        <w:rPr>
+          <w:rFonts w:ascii="Arial" w:cs="Arial" w:eastAsia="Arial" w:hAnsi="Arial"/>
+          <w:b w:val="false"/>
+          <w:bCs w:val="false"/>
+          <w:sz w:val="21"/>
+          <w:szCs w:val="21"/>
+          <w:rtl/>
+        </w:rPr>
+        <w:t xml:space="preserve">.</w:t>
+      </w:r>
+    </w:p>
+    <w:p>
+      <w:pPr>
+        <w:bidi/>
+        <w:spacing w:after="60" w:before="0"/>
+      </w:pPr>
+    </w:p>
+    <w:p>
+      <w:pPr>
+        <w:bidi/>
+        <w:spacing w:after="110" w:before="0" w:line="312"/>
+      </w:pPr>
+      <w:r>
+        <w:rPr>
+          <w:rFonts w:ascii="Arial" w:cs="Arial" w:eastAsia="Arial" w:hAnsi="Arial"/>
+          <w:b/>
+          <w:bCs/>
+          <w:sz w:val="21"/>
+          <w:szCs w:val="21"/>
+          <w:rtl/>
+        </w:rPr>
+        <w:t xml:space="preserve">الحقول الجديدة في شاشة الشروط،</w:t>
+      </w:r>
+      <w:r>
+        <w:rPr>
+          <w:rFonts w:ascii="Arial" w:cs="Arial" w:eastAsia="Arial" w:hAnsi="Arial"/>
+          <w:b w:val="false"/>
+          <w:bCs w:val="false"/>
+          <w:sz w:val="21"/>
+          <w:szCs w:val="21"/>
+          <w:rtl/>
+        </w:rPr>
+        <w:t xml:space="preserve"> مرتبة بترتيب رسالة MT700:</w:t>
+      </w:r>
+    </w:p>
+    <w:tbl>
+      <w:tblPr>
+        <w:bidiVisual/>
+        <w:tblW w:type="dxa" w:w="9864"/>
+        <w:tblBorders>
+          <w:top w:val="single" w:color="auto" w:sz="4"/>
+          <w:left w:val="single" w:color="auto" w:sz="4"/>
+          <w:bottom w:val="single" w:color="auto" w:sz="4"/>
+          <w:right w:val="single" w:color="auto" w:sz="4"/>
+          <w:insideH w:val="single" w:color="auto" w:sz="4"/>
+          <w:insideV w:val="single" w:color="auto" w:sz="4"/>
+        </w:tblBorders>
+      </w:tblPr>
+      <w:tblGrid>
+        <w:gridCol w:w="3522"/>
+        <w:gridCol w:w="6342"/>
+      </w:tblGrid>
+      <w:tr>
+        <w:trPr>
+          <w:cantSplit/>
+          <w:tblHeader/>
+        </w:trPr>
+        <w:tc>
+          <w:tcPr>
+            <w:tcW w:type="dxa" w:w="3522"/>
+            <w:tcBorders>
+              <w:top w:val="single" w:color="BFC9D6" w:sz="4"/>
+              <w:left w:val="single" w:color="BFC9D6" w:sz="4"/>
+              <w:bottom w:val="single" w:color="BFC9D6" w:sz="4"/>
+              <w:right w:val="single" w:color="BFC9D6" w:sz="4"/>
+            </w:tcBorders>
+            <w:shd w:fill="1F3A5F" w:color="auto" w:val="clear"/>
+            <w:tcMar>
+              <w:top w:type="dxa" w:w="50"/>
+              <w:left w:type="dxa" w:w="90"/>
+              <w:bottom w:type="dxa" w:w="50"/>
+              <w:right w:type="dxa" w:w="90"/>
+            </w:tcMar>
+            <w:vAlign w:val="center"/>
+          </w:tcPr>
+          <w:p>
+            <w:pPr>
+              <w:keepNext w:val="false"/>
+              <w:bidi/>
+              <w:spacing w:after="30" w:before="30" w:line="264"/>
+            </w:pPr>
+            <w:r>
+              <w:rPr>
+                <w:rFonts w:ascii="Arial" w:cs="Arial" w:eastAsia="Arial" w:hAnsi="Arial"/>
+                <w:b/>
+                <w:bCs/>
+                <w:color w:val="FFFFFF"/>
+                <w:sz w:val="18"/>
+                <w:szCs w:val="18"/>
+                <w:rtl/>
+              </w:rPr>
+              <w:t xml:space="preserve">الرمز</w:t>
+            </w:r>
+          </w:p>
+        </w:tc>
+        <w:tc>
+          <w:tcPr>
+            <w:tcW w:type="dxa" w:w="6342"/>
+            <w:tcBorders>
+              <w:top w:val="single" w:color="BFC9D6" w:sz="4"/>
+              <w:left w:val="single" w:color="BFC9D6" w:sz="4"/>
+              <w:bottom w:val="single" w:color="BFC9D6" w:sz="4"/>
+              <w:right w:val="single" w:color="BFC9D6" w:sz="4"/>
+            </w:tcBorders>
+            <w:shd w:fill="1F3A5F" w:color="auto" w:val="clear"/>
+            <w:tcMar>
+              <w:top w:type="dxa" w:w="50"/>
+              <w:left w:type="dxa" w:w="90"/>
+              <w:bottom w:type="dxa" w:w="50"/>
+              <w:right w:type="dxa" w:w="90"/>
+            </w:tcMar>
+            <w:vAlign w:val="center"/>
+          </w:tcPr>
+          <w:p>
+            <w:pPr>
+              <w:keepNext w:val="false"/>
+              <w:bidi/>
+              <w:spacing w:after="30" w:before="30" w:line="264"/>
+            </w:pPr>
+            <w:r>
+              <w:rPr>
+                <w:rFonts w:ascii="Arial" w:cs="Arial" w:eastAsia="Arial" w:hAnsi="Arial"/>
+                <w:b/>
+                <w:bCs/>
+                <w:color w:val="FFFFFF"/>
+                <w:sz w:val="18"/>
+                <w:szCs w:val="18"/>
+                <w:rtl/>
+              </w:rPr>
+              <w:t xml:space="preserve">الحقل</w:t>
+            </w:r>
+          </w:p>
+        </w:tc>
+      </w:tr>
+      <w:tr>
+        <w:trPr>
+          <w:cantSplit/>
+        </w:trPr>
+        <w:tc>
+          <w:tcPr>
+            <w:tcW w:type="dxa" w:w="3522"/>
+            <w:tcBorders>
+              <w:top w:val="single" w:color="BFC9D6" w:sz="4"/>
+              <w:left w:val="single" w:color="BFC9D6" w:sz="4"/>
+              <w:bottom w:val="single" w:color="BFC9D6" w:sz="4"/>
+              <w:right w:val="single" w:color="BFC9D6" w:sz="4"/>
+            </w:tcBorders>
+            <w:tcMar>
+              <w:top w:type="dxa" w:w="50"/>
+              <w:left w:type="dxa" w:w="90"/>
+              <w:bottom w:type="dxa" w:w="50"/>
+              <w:right w:type="dxa" w:w="90"/>
+            </w:tcMar>
+            <w:vAlign w:val="top"/>
+          </w:tcPr>
+          <w:p>
+            <w:pPr>
+              <w:keepNext w:val="false"/>
+              <w:bidi/>
+              <w:spacing w:after="30" w:before="30" w:line="264"/>
+            </w:pPr>
+            <w:r>
+              <w:rPr>
+                <w:rFonts w:ascii="Courier New" w:cs="Courier New" w:eastAsia="Courier New" w:hAnsi="Courier New"/>
+                <w:b w:val="false"/>
+                <w:bCs w:val="false"/>
+                <w:color w:val="1F2937"/>
+                <w:sz w:val="16"/>
+                <w:szCs w:val="16"/>
+                <w:shd w:fill="F1F3F5" w:color="auto" w:val="clear"/>
+                <w:rtl/>
+              </w:rPr>
+              <w:t xml:space="preserve">‎40A‎</w:t>
+            </w:r>
+          </w:p>
+        </w:tc>
+        <w:tc>
+          <w:tcPr>
+            <w:tcW w:type="dxa" w:w="6342"/>
+            <w:tcBorders>
+              <w:top w:val="single" w:color="BFC9D6" w:sz="4"/>
+              <w:left w:val="single" w:color="BFC9D6" w:sz="4"/>
+              <w:bottom w:val="single" w:color="BFC9D6" w:sz="4"/>
+              <w:right w:val="single" w:color="BFC9D6" w:sz="4"/>
+            </w:tcBorders>
+            <w:tcMar>
+              <w:top w:type="dxa" w:w="50"/>
+              <w:left w:type="dxa" w:w="90"/>
+              <w:bottom w:type="dxa" w:w="50"/>
+              <w:right w:type="dxa" w:w="90"/>
+            </w:tcMar>
+            <w:vAlign w:val="top"/>
+          </w:tcPr>
+          <w:p>
+            <w:pPr>
+              <w:keepNext w:val="false"/>
+              <w:bidi/>
+              <w:spacing w:after="30" w:before="30" w:line="264"/>
+            </w:pPr>
+            <w:r>
+              <w:rPr>
+                <w:rFonts w:ascii="Arial" w:cs="Arial" w:eastAsia="Arial" w:hAnsi="Arial"/>
+                <w:b w:val="false"/>
+                <w:bCs w:val="false"/>
+                <w:sz w:val="18"/>
+                <w:szCs w:val="18"/>
+                <w:rtl/>
+              </w:rPr>
+              <w:t xml:space="preserve">قابل للتحويل</w:t>
+            </w:r>
+          </w:p>
+        </w:tc>
+      </w:tr>
+      <w:tr>
+        <w:trPr>
+          <w:cantSplit/>
+        </w:trPr>
+        <w:tc>
+          <w:tcPr>
+            <w:tcW w:type="dxa" w:w="3522"/>
+            <w:tcBorders>
+              <w:top w:val="single" w:color="BFC9D6" w:sz="4"/>
+              <w:left w:val="single" w:color="BFC9D6" w:sz="4"/>
+              <w:bottom w:val="single" w:color="BFC9D6" w:sz="4"/>
+              <w:right w:val="single" w:color="BFC9D6" w:sz="4"/>
+            </w:tcBorders>
+            <w:shd w:fill="F5F8FC" w:color="auto" w:val="clear"/>
+            <w:tcMar>
+              <w:top w:type="dxa" w:w="50"/>
+              <w:left w:type="dxa" w:w="90"/>
+              <w:bottom w:type="dxa" w:w="50"/>
+              <w:right w:type="dxa" w:w="90"/>
+            </w:tcMar>
+            <w:vAlign w:val="top"/>
+          </w:tcPr>
+          <w:p>
+            <w:pPr>
+              <w:keepNext w:val="false"/>
+              <w:bidi/>
+              <w:spacing w:after="30" w:before="30" w:line="264"/>
+            </w:pPr>
+            <w:r>
+              <w:rPr>
+                <w:rFonts w:ascii="Courier New" w:cs="Courier New" w:eastAsia="Courier New" w:hAnsi="Courier New"/>
+                <w:b w:val="false"/>
+                <w:bCs w:val="false"/>
+                <w:color w:val="1F2937"/>
+                <w:sz w:val="16"/>
+                <w:szCs w:val="16"/>
+                <w:shd w:fill="F1F3F5" w:color="auto" w:val="clear"/>
+                <w:rtl/>
+              </w:rPr>
+              <w:t xml:space="preserve">‎31C‎</w:t>
+            </w:r>
+          </w:p>
+        </w:tc>
+        <w:tc>
+          <w:tcPr>
+            <w:tcW w:type="dxa" w:w="6342"/>
+            <w:tcBorders>
+              <w:top w:val="single" w:color="BFC9D6" w:sz="4"/>
+              <w:left w:val="single" w:color="BFC9D6" w:sz="4"/>
+              <w:bottom w:val="single" w:color="BFC9D6" w:sz="4"/>
+              <w:right w:val="single" w:color="BFC9D6" w:sz="4"/>
+            </w:tcBorders>
+            <w:shd w:fill="F5F8FC" w:color="auto" w:val="clear"/>
+            <w:tcMar>
+              <w:top w:type="dxa" w:w="50"/>
+              <w:left w:type="dxa" w:w="90"/>
+              <w:bottom w:type="dxa" w:w="50"/>
+              <w:right w:type="dxa" w:w="90"/>
+            </w:tcMar>
+            <w:vAlign w:val="top"/>
+          </w:tcPr>
+          <w:p>
+            <w:pPr>
+              <w:keepNext w:val="false"/>
+              <w:bidi/>
+              <w:spacing w:after="30" w:before="30" w:line="264"/>
+            </w:pPr>
+            <w:r>
+              <w:rPr>
+                <w:rFonts w:ascii="Arial" w:cs="Arial" w:eastAsia="Arial" w:hAnsi="Arial"/>
+                <w:b w:val="false"/>
+                <w:bCs w:val="false"/>
+                <w:sz w:val="18"/>
+                <w:szCs w:val="18"/>
+                <w:rtl/>
+              </w:rPr>
+              <w:t xml:space="preserve">تاريخ الإصدار المتوقع</w:t>
+            </w:r>
+          </w:p>
+        </w:tc>
+      </w:tr>
+      <w:tr>
+        <w:trPr>
+          <w:cantSplit/>
+        </w:trPr>
+        <w:tc>
+          <w:tcPr>
+            <w:tcW w:type="dxa" w:w="3522"/>
+            <w:tcBorders>
+              <w:top w:val="single" w:color="BFC9D6" w:sz="4"/>
+              <w:left w:val="single" w:color="BFC9D6" w:sz="4"/>
+              <w:bottom w:val="single" w:color="BFC9D6" w:sz="4"/>
+              <w:right w:val="single" w:color="BFC9D6" w:sz="4"/>
+            </w:tcBorders>
+            <w:tcMar>
+              <w:top w:type="dxa" w:w="50"/>
+              <w:left w:type="dxa" w:w="90"/>
+              <w:bottom w:type="dxa" w:w="50"/>
+              <w:right w:type="dxa" w:w="90"/>
+            </w:tcMar>
+            <w:vAlign w:val="top"/>
+          </w:tcPr>
+          <w:p>
+            <w:pPr>
+              <w:keepNext w:val="false"/>
+              <w:bidi/>
+              <w:spacing w:after="30" w:before="30" w:line="264"/>
+            </w:pPr>
+            <w:r>
+              <w:rPr>
+                <w:rFonts w:ascii="Courier New" w:cs="Courier New" w:eastAsia="Courier New" w:hAnsi="Courier New"/>
+                <w:b w:val="false"/>
+                <w:bCs w:val="false"/>
+                <w:color w:val="1F2937"/>
+                <w:sz w:val="16"/>
+                <w:szCs w:val="16"/>
+                <w:shd w:fill="F1F3F5" w:color="auto" w:val="clear"/>
+                <w:rtl/>
+              </w:rPr>
+              <w:t xml:space="preserve">‎42C‎</w:t>
+            </w:r>
+            <w:r>
+              <w:rPr>
+                <w:rFonts w:ascii="Arial" w:cs="Arial" w:eastAsia="Arial" w:hAnsi="Arial"/>
+                <w:b w:val="false"/>
+                <w:bCs w:val="false"/>
+                <w:sz w:val="18"/>
+                <w:szCs w:val="18"/>
+                <w:rtl/>
+              </w:rPr>
+              <w:t xml:space="preserve"> و</w:t>
+            </w:r>
+            <w:r>
+              <w:rPr>
+                <w:rFonts w:ascii="Courier New" w:cs="Courier New" w:eastAsia="Courier New" w:hAnsi="Courier New"/>
+                <w:b w:val="false"/>
+                <w:bCs w:val="false"/>
+                <w:color w:val="1F2937"/>
+                <w:sz w:val="16"/>
+                <w:szCs w:val="16"/>
+                <w:shd w:fill="F1F3F5" w:color="auto" w:val="clear"/>
+                <w:rtl/>
+              </w:rPr>
+              <w:t xml:space="preserve">‎42a‎</w:t>
+            </w:r>
+          </w:p>
+        </w:tc>
+        <w:tc>
+          <w:tcPr>
+            <w:tcW w:type="dxa" w:w="6342"/>
+            <w:tcBorders>
+              <w:top w:val="single" w:color="BFC9D6" w:sz="4"/>
+              <w:left w:val="single" w:color="BFC9D6" w:sz="4"/>
+              <w:bottom w:val="single" w:color="BFC9D6" w:sz="4"/>
+              <w:right w:val="single" w:color="BFC9D6" w:sz="4"/>
+            </w:tcBorders>
+            <w:tcMar>
+              <w:top w:type="dxa" w:w="50"/>
+              <w:left w:type="dxa" w:w="90"/>
+              <w:bottom w:type="dxa" w:w="50"/>
+              <w:right w:type="dxa" w:w="90"/>
+            </w:tcMar>
+            <w:vAlign w:val="top"/>
+          </w:tcPr>
+          <w:p>
+            <w:pPr>
+              <w:keepNext w:val="false"/>
+              <w:bidi/>
+              <w:spacing w:after="30" w:before="30" w:line="264"/>
+            </w:pPr>
+            <w:r>
+              <w:rPr>
+                <w:rFonts w:ascii="Arial" w:cs="Arial" w:eastAsia="Arial" w:hAnsi="Arial"/>
+                <w:b w:val="false"/>
+                <w:bCs w:val="false"/>
+                <w:sz w:val="18"/>
+                <w:szCs w:val="18"/>
+                <w:rtl/>
+              </w:rPr>
+              <w:t xml:space="preserve">الكمبيالة والمسحوب عليه</w:t>
+            </w:r>
+          </w:p>
+        </w:tc>
+      </w:tr>
+      <w:tr>
+        <w:trPr>
+          <w:cantSplit/>
+        </w:trPr>
+        <w:tc>
+          <w:tcPr>
+            <w:tcW w:type="dxa" w:w="3522"/>
+            <w:tcBorders>
+              <w:top w:val="single" w:color="BFC9D6" w:sz="4"/>
+              <w:left w:val="single" w:color="BFC9D6" w:sz="4"/>
+              <w:bottom w:val="single" w:color="BFC9D6" w:sz="4"/>
+              <w:right w:val="single" w:color="BFC9D6" w:sz="4"/>
+            </w:tcBorders>
+            <w:shd w:fill="F5F8FC" w:color="auto" w:val="clear"/>
+            <w:tcMar>
+              <w:top w:type="dxa" w:w="50"/>
+              <w:left w:type="dxa" w:w="90"/>
+              <w:bottom w:type="dxa" w:w="50"/>
+              <w:right w:type="dxa" w:w="90"/>
+            </w:tcMar>
+            <w:vAlign w:val="top"/>
+          </w:tcPr>
+          <w:p>
+            <w:pPr>
+              <w:keepNext w:val="false"/>
+              <w:bidi/>
+              <w:spacing w:after="30" w:before="30" w:line="264"/>
+            </w:pPr>
+            <w:r>
+              <w:rPr>
+                <w:rFonts w:ascii="Courier New" w:cs="Courier New" w:eastAsia="Courier New" w:hAnsi="Courier New"/>
+                <w:b w:val="false"/>
+                <w:bCs w:val="false"/>
+                <w:color w:val="1F2937"/>
+                <w:sz w:val="16"/>
+                <w:szCs w:val="16"/>
+                <w:shd w:fill="F1F3F5" w:color="auto" w:val="clear"/>
+                <w:rtl/>
+              </w:rPr>
+              <w:t xml:space="preserve">‎42M‎</w:t>
+            </w:r>
+          </w:p>
+        </w:tc>
+        <w:tc>
+          <w:tcPr>
+            <w:tcW w:type="dxa" w:w="6342"/>
+            <w:tcBorders>
+              <w:top w:val="single" w:color="BFC9D6" w:sz="4"/>
+              <w:left w:val="single" w:color="BFC9D6" w:sz="4"/>
+              <w:bottom w:val="single" w:color="BFC9D6" w:sz="4"/>
+              <w:right w:val="single" w:color="BFC9D6" w:sz="4"/>
+            </w:tcBorders>
+            <w:shd w:fill="F5F8FC" w:color="auto" w:val="clear"/>
+            <w:tcMar>
+              <w:top w:type="dxa" w:w="50"/>
+              <w:left w:type="dxa" w:w="90"/>
+              <w:bottom w:type="dxa" w:w="50"/>
+              <w:right w:type="dxa" w:w="90"/>
+            </w:tcMar>
+            <w:vAlign w:val="top"/>
+          </w:tcPr>
+          <w:p>
+            <w:pPr>
+              <w:keepNext w:val="false"/>
+              <w:bidi/>
+              <w:spacing w:after="30" w:before="30" w:line="264"/>
+            </w:pPr>
+            <w:r>
+              <w:rPr>
+                <w:rFonts w:ascii="Arial" w:cs="Arial" w:eastAsia="Arial" w:hAnsi="Arial"/>
+                <w:b w:val="false"/>
+                <w:bCs w:val="false"/>
+                <w:sz w:val="18"/>
+                <w:szCs w:val="18"/>
+                <w:rtl/>
+              </w:rPr>
+              <w:t xml:space="preserve">تفاصيل الدفع المختلط</w:t>
+            </w:r>
+          </w:p>
+        </w:tc>
+      </w:tr>
+      <w:tr>
+        <w:trPr>
+          <w:cantSplit/>
+        </w:trPr>
+        <w:tc>
+          <w:tcPr>
+            <w:tcW w:type="dxa" w:w="3522"/>
+            <w:tcBorders>
+              <w:top w:val="single" w:color="BFC9D6" w:sz="4"/>
+              <w:left w:val="single" w:color="BFC9D6" w:sz="4"/>
+              <w:bottom w:val="single" w:color="BFC9D6" w:sz="4"/>
+              <w:right w:val="single" w:color="BFC9D6" w:sz="4"/>
+            </w:tcBorders>
+            <w:tcMar>
+              <w:top w:type="dxa" w:w="50"/>
+              <w:left w:type="dxa" w:w="90"/>
+              <w:bottom w:type="dxa" w:w="50"/>
+              <w:right w:type="dxa" w:w="90"/>
+            </w:tcMar>
+            <w:vAlign w:val="top"/>
+          </w:tcPr>
+          <w:p>
+            <w:pPr>
+              <w:keepNext w:val="false"/>
+              <w:bidi/>
+              <w:spacing w:after="30" w:before="30" w:line="264"/>
+            </w:pPr>
+            <w:r>
+              <w:rPr>
+                <w:rFonts w:ascii="Courier New" w:cs="Courier New" w:eastAsia="Courier New" w:hAnsi="Courier New"/>
+                <w:b w:val="false"/>
+                <w:bCs w:val="false"/>
+                <w:color w:val="1F2937"/>
+                <w:sz w:val="16"/>
+                <w:szCs w:val="16"/>
+                <w:shd w:fill="F1F3F5" w:color="auto" w:val="clear"/>
+                <w:rtl/>
+              </w:rPr>
+              <w:t xml:space="preserve">‎44A‎</w:t>
+            </w:r>
+          </w:p>
+        </w:tc>
+        <w:tc>
+          <w:tcPr>
+            <w:tcW w:type="dxa" w:w="6342"/>
+            <w:tcBorders>
+              <w:top w:val="single" w:color="BFC9D6" w:sz="4"/>
+              <w:left w:val="single" w:color="BFC9D6" w:sz="4"/>
+              <w:bottom w:val="single" w:color="BFC9D6" w:sz="4"/>
+              <w:right w:val="single" w:color="BFC9D6" w:sz="4"/>
+            </w:tcBorders>
+            <w:tcMar>
+              <w:top w:type="dxa" w:w="50"/>
+              <w:left w:type="dxa" w:w="90"/>
+              <w:bottom w:type="dxa" w:w="50"/>
+              <w:right w:type="dxa" w:w="90"/>
+            </w:tcMar>
+            <w:vAlign w:val="top"/>
+          </w:tcPr>
+          <w:p>
+            <w:pPr>
+              <w:keepNext w:val="false"/>
+              <w:bidi/>
+              <w:spacing w:after="30" w:before="30" w:line="264"/>
+            </w:pPr>
+            <w:r>
+              <w:rPr>
+                <w:rFonts w:ascii="Arial" w:cs="Arial" w:eastAsia="Arial" w:hAnsi="Arial"/>
+                <w:b w:val="false"/>
+                <w:bCs w:val="false"/>
+                <w:sz w:val="18"/>
+                <w:szCs w:val="18"/>
+                <w:rtl/>
+              </w:rPr>
+              <w:t xml:space="preserve">مكان الاستلام / الإرسال</w:t>
+            </w:r>
+          </w:p>
+        </w:tc>
+      </w:tr>
+      <w:tr>
+        <w:trPr>
+          <w:cantSplit/>
+        </w:trPr>
+        <w:tc>
+          <w:tcPr>
+            <w:tcW w:type="dxa" w:w="3522"/>
+            <w:tcBorders>
+              <w:top w:val="single" w:color="BFC9D6" w:sz="4"/>
+              <w:left w:val="single" w:color="BFC9D6" w:sz="4"/>
+              <w:bottom w:val="single" w:color="BFC9D6" w:sz="4"/>
+              <w:right w:val="single" w:color="BFC9D6" w:sz="4"/>
+            </w:tcBorders>
+            <w:shd w:fill="F5F8FC" w:color="auto" w:val="clear"/>
+            <w:tcMar>
+              <w:top w:type="dxa" w:w="50"/>
+              <w:left w:type="dxa" w:w="90"/>
+              <w:bottom w:type="dxa" w:w="50"/>
+              <w:right w:type="dxa" w:w="90"/>
+            </w:tcMar>
+            <w:vAlign w:val="top"/>
+          </w:tcPr>
+          <w:p>
+            <w:pPr>
+              <w:keepNext w:val="false"/>
+              <w:bidi/>
+              <w:spacing w:after="30" w:before="30" w:line="264"/>
+            </w:pPr>
+            <w:r>
+              <w:rPr>
+                <w:rFonts w:ascii="Courier New" w:cs="Courier New" w:eastAsia="Courier New" w:hAnsi="Courier New"/>
+                <w:b w:val="false"/>
+                <w:bCs w:val="false"/>
+                <w:color w:val="1F2937"/>
+                <w:sz w:val="16"/>
+                <w:szCs w:val="16"/>
+                <w:shd w:fill="F1F3F5" w:color="auto" w:val="clear"/>
+                <w:rtl/>
+              </w:rPr>
+              <w:t xml:space="preserve">‎44B‎</w:t>
+            </w:r>
+          </w:p>
+        </w:tc>
+        <w:tc>
+          <w:tcPr>
+            <w:tcW w:type="dxa" w:w="6342"/>
+            <w:tcBorders>
+              <w:top w:val="single" w:color="BFC9D6" w:sz="4"/>
+              <w:left w:val="single" w:color="BFC9D6" w:sz="4"/>
+              <w:bottom w:val="single" w:color="BFC9D6" w:sz="4"/>
+              <w:right w:val="single" w:color="BFC9D6" w:sz="4"/>
+            </w:tcBorders>
+            <w:shd w:fill="F5F8FC" w:color="auto" w:val="clear"/>
+            <w:tcMar>
+              <w:top w:type="dxa" w:w="50"/>
+              <w:left w:type="dxa" w:w="90"/>
+              <w:bottom w:type="dxa" w:w="50"/>
+              <w:right w:type="dxa" w:w="90"/>
+            </w:tcMar>
+            <w:vAlign w:val="top"/>
+          </w:tcPr>
+          <w:p>
+            <w:pPr>
+              <w:keepNext w:val="false"/>
+              <w:bidi/>
+              <w:spacing w:after="30" w:before="30" w:line="264"/>
+            </w:pPr>
+            <w:r>
+              <w:rPr>
+                <w:rFonts w:ascii="Arial" w:cs="Arial" w:eastAsia="Arial" w:hAnsi="Arial"/>
+                <w:b w:val="false"/>
+                <w:bCs w:val="false"/>
+                <w:sz w:val="18"/>
+                <w:szCs w:val="18"/>
+                <w:rtl/>
+              </w:rPr>
+              <w:t xml:space="preserve">مكان الوجهة النهائية / التسليم</w:t>
+            </w:r>
+          </w:p>
+        </w:tc>
+      </w:tr>
+      <w:tr>
+        <w:trPr>
+          <w:cantSplit/>
+        </w:trPr>
+        <w:tc>
+          <w:tcPr>
+            <w:tcW w:type="dxa" w:w="3522"/>
+            <w:tcBorders>
+              <w:top w:val="single" w:color="BFC9D6" w:sz="4"/>
+              <w:left w:val="single" w:color="BFC9D6" w:sz="4"/>
+              <w:bottom w:val="single" w:color="BFC9D6" w:sz="4"/>
+              <w:right w:val="single" w:color="BFC9D6" w:sz="4"/>
+            </w:tcBorders>
+            <w:tcMar>
+              <w:top w:type="dxa" w:w="50"/>
+              <w:left w:type="dxa" w:w="90"/>
+              <w:bottom w:type="dxa" w:w="50"/>
+              <w:right w:type="dxa" w:w="90"/>
+            </w:tcMar>
+            <w:vAlign w:val="top"/>
+          </w:tcPr>
+          <w:p>
+            <w:pPr>
+              <w:keepNext w:val="false"/>
+              <w:bidi/>
+              <w:spacing w:after="30" w:before="30" w:line="264"/>
+            </w:pPr>
+            <w:r>
+              <w:rPr>
+                <w:rFonts w:ascii="Courier New" w:cs="Courier New" w:eastAsia="Courier New" w:hAnsi="Courier New"/>
+                <w:b w:val="false"/>
+                <w:bCs w:val="false"/>
+                <w:color w:val="1F2937"/>
+                <w:sz w:val="16"/>
+                <w:szCs w:val="16"/>
+                <w:shd w:fill="F1F3F5" w:color="auto" w:val="clear"/>
+                <w:rtl/>
+              </w:rPr>
+              <w:t xml:space="preserve">‎44E‎</w:t>
+            </w:r>
+            <w:r>
+              <w:rPr>
+                <w:rFonts w:ascii="Arial" w:cs="Arial" w:eastAsia="Arial" w:hAnsi="Arial"/>
+                <w:b w:val="false"/>
+                <w:bCs w:val="false"/>
+                <w:sz w:val="18"/>
+                <w:szCs w:val="18"/>
+                <w:rtl/>
+              </w:rPr>
+              <w:t xml:space="preserve"> و</w:t>
+            </w:r>
+            <w:r>
+              <w:rPr>
+                <w:rFonts w:ascii="Courier New" w:cs="Courier New" w:eastAsia="Courier New" w:hAnsi="Courier New"/>
+                <w:b w:val="false"/>
+                <w:bCs w:val="false"/>
+                <w:color w:val="1F2937"/>
+                <w:sz w:val="16"/>
+                <w:szCs w:val="16"/>
+                <w:shd w:fill="F1F3F5" w:color="auto" w:val="clear"/>
+                <w:rtl/>
+              </w:rPr>
+              <w:t xml:space="preserve">‎44F‎</w:t>
+            </w:r>
+          </w:p>
+        </w:tc>
+        <w:tc>
+          <w:tcPr>
+            <w:tcW w:type="dxa" w:w="6342"/>
+            <w:tcBorders>
+              <w:top w:val="single" w:color="BFC9D6" w:sz="4"/>
+              <w:left w:val="single" w:color="BFC9D6" w:sz="4"/>
+              <w:bottom w:val="single" w:color="BFC9D6" w:sz="4"/>
+              <w:right w:val="single" w:color="BFC9D6" w:sz="4"/>
+            </w:tcBorders>
+            <w:tcMar>
+              <w:top w:type="dxa" w:w="50"/>
+              <w:left w:type="dxa" w:w="90"/>
+              <w:bottom w:type="dxa" w:w="50"/>
+              <w:right w:type="dxa" w:w="90"/>
+            </w:tcMar>
+            <w:vAlign w:val="top"/>
+          </w:tcPr>
+          <w:p>
+            <w:pPr>
+              <w:keepNext w:val="false"/>
+              <w:bidi/>
+              <w:spacing w:after="30" w:before="30" w:line="264"/>
+            </w:pPr>
+            <w:r>
+              <w:rPr>
+                <w:rFonts w:ascii="Arial" w:cs="Arial" w:eastAsia="Arial" w:hAnsi="Arial"/>
+                <w:b w:val="false"/>
+                <w:bCs w:val="false"/>
+                <w:sz w:val="18"/>
+                <w:szCs w:val="18"/>
+                <w:rtl/>
+              </w:rPr>
+              <w:t xml:space="preserve">مطارا المغادرة والوصول للنقل الجوي</w:t>
+            </w:r>
+          </w:p>
+        </w:tc>
+      </w:tr>
+      <w:tr>
+        <w:trPr>
+          <w:cantSplit/>
+        </w:trPr>
+        <w:tc>
+          <w:tcPr>
+            <w:tcW w:type="dxa" w:w="3522"/>
+            <w:tcBorders>
+              <w:top w:val="single" w:color="BFC9D6" w:sz="4"/>
+              <w:left w:val="single" w:color="BFC9D6" w:sz="4"/>
+              <w:bottom w:val="single" w:color="BFC9D6" w:sz="4"/>
+              <w:right w:val="single" w:color="BFC9D6" w:sz="4"/>
+            </w:tcBorders>
+            <w:shd w:fill="F5F8FC" w:color="auto" w:val="clear"/>
+            <w:tcMar>
+              <w:top w:type="dxa" w:w="50"/>
+              <w:left w:type="dxa" w:w="90"/>
+              <w:bottom w:type="dxa" w:w="50"/>
+              <w:right w:type="dxa" w:w="90"/>
+            </w:tcMar>
+            <w:vAlign w:val="top"/>
+          </w:tcPr>
+          <w:p>
+            <w:pPr>
+              <w:keepNext w:val="false"/>
+              <w:bidi/>
+              <w:spacing w:after="30" w:before="30" w:line="264"/>
+            </w:pPr>
+            <w:r>
+              <w:rPr>
+                <w:rFonts w:ascii="Courier New" w:cs="Courier New" w:eastAsia="Courier New" w:hAnsi="Courier New"/>
+                <w:b w:val="false"/>
+                <w:bCs w:val="false"/>
+                <w:color w:val="1F2937"/>
+                <w:sz w:val="16"/>
+                <w:szCs w:val="16"/>
+                <w:shd w:fill="F1F3F5" w:color="auto" w:val="clear"/>
+                <w:rtl/>
+              </w:rPr>
+              <w:t xml:space="preserve">‎44D‎</w:t>
+            </w:r>
+          </w:p>
+        </w:tc>
+        <w:tc>
+          <w:tcPr>
+            <w:tcW w:type="dxa" w:w="6342"/>
+            <w:tcBorders>
+              <w:top w:val="single" w:color="BFC9D6" w:sz="4"/>
+              <w:left w:val="single" w:color="BFC9D6" w:sz="4"/>
+              <w:bottom w:val="single" w:color="BFC9D6" w:sz="4"/>
+              <w:right w:val="single" w:color="BFC9D6" w:sz="4"/>
+            </w:tcBorders>
+            <w:shd w:fill="F5F8FC" w:color="auto" w:val="clear"/>
+            <w:tcMar>
+              <w:top w:type="dxa" w:w="50"/>
+              <w:left w:type="dxa" w:w="90"/>
+              <w:bottom w:type="dxa" w:w="50"/>
+              <w:right w:type="dxa" w:w="90"/>
+            </w:tcMar>
+            <w:vAlign w:val="top"/>
+          </w:tcPr>
+          <w:p>
+            <w:pPr>
+              <w:keepNext w:val="false"/>
+              <w:bidi/>
+              <w:spacing w:after="30" w:before="30" w:line="264"/>
+            </w:pPr>
+            <w:r>
+              <w:rPr>
+                <w:rFonts w:ascii="Arial" w:cs="Arial" w:eastAsia="Arial" w:hAnsi="Arial"/>
+                <w:b w:val="false"/>
+                <w:bCs w:val="false"/>
+                <w:sz w:val="18"/>
+                <w:szCs w:val="18"/>
+                <w:rtl/>
+              </w:rPr>
+              <w:t xml:space="preserve">الشحن على دفعات</w:t>
+            </w:r>
+          </w:p>
+        </w:tc>
+      </w:tr>
+      <w:tr>
+        <w:trPr>
+          <w:cantSplit/>
+        </w:trPr>
+        <w:tc>
+          <w:tcPr>
+            <w:tcW w:type="dxa" w:w="3522"/>
+            <w:tcBorders>
+              <w:top w:val="single" w:color="BFC9D6" w:sz="4"/>
+              <w:left w:val="single" w:color="BFC9D6" w:sz="4"/>
+              <w:bottom w:val="single" w:color="BFC9D6" w:sz="4"/>
+              <w:right w:val="single" w:color="BFC9D6" w:sz="4"/>
+            </w:tcBorders>
+            <w:tcMar>
+              <w:top w:type="dxa" w:w="50"/>
+              <w:left w:type="dxa" w:w="90"/>
+              <w:bottom w:type="dxa" w:w="50"/>
+              <w:right w:type="dxa" w:w="90"/>
+            </w:tcMar>
+            <w:vAlign w:val="top"/>
+          </w:tcPr>
+          <w:p>
+            <w:pPr>
+              <w:keepNext w:val="false"/>
+              <w:bidi/>
+              <w:spacing w:after="30" w:before="30" w:line="264"/>
+            </w:pPr>
+            <w:r>
+              <w:rPr>
+                <w:rFonts w:ascii="Courier New" w:cs="Courier New" w:eastAsia="Courier New" w:hAnsi="Courier New"/>
+                <w:b w:val="false"/>
+                <w:bCs w:val="false"/>
+                <w:color w:val="1F2937"/>
+                <w:sz w:val="16"/>
+                <w:szCs w:val="16"/>
+                <w:shd w:fill="F1F3F5" w:color="auto" w:val="clear"/>
+                <w:rtl/>
+              </w:rPr>
+              <w:t xml:space="preserve">‎47A‎</w:t>
+            </w:r>
+          </w:p>
+        </w:tc>
+        <w:tc>
+          <w:tcPr>
+            <w:tcW w:type="dxa" w:w="6342"/>
+            <w:tcBorders>
+              <w:top w:val="single" w:color="BFC9D6" w:sz="4"/>
+              <w:left w:val="single" w:color="BFC9D6" w:sz="4"/>
+              <w:bottom w:val="single" w:color="BFC9D6" w:sz="4"/>
+              <w:right w:val="single" w:color="BFC9D6" w:sz="4"/>
+            </w:tcBorders>
+            <w:tcMar>
+              <w:top w:type="dxa" w:w="50"/>
+              <w:left w:type="dxa" w:w="90"/>
+              <w:bottom w:type="dxa" w:w="50"/>
+              <w:right w:type="dxa" w:w="90"/>
+            </w:tcMar>
+            <w:vAlign w:val="top"/>
+          </w:tcPr>
+          <w:p>
+            <w:pPr>
+              <w:keepNext w:val="false"/>
+              <w:bidi/>
+              <w:spacing w:after="30" w:before="30" w:line="264"/>
+            </w:pPr>
+            <w:r>
+              <w:rPr>
+                <w:rFonts w:ascii="Arial" w:cs="Arial" w:eastAsia="Arial" w:hAnsi="Arial"/>
+                <w:b w:val="false"/>
+                <w:bCs w:val="false"/>
+                <w:sz w:val="18"/>
+                <w:szCs w:val="18"/>
+                <w:rtl/>
+              </w:rPr>
+              <w:t xml:space="preserve">الشروط الإضافية، في مربع نص</w:t>
+            </w:r>
+          </w:p>
+        </w:tc>
+      </w:tr>
+      <w:tr>
+        <w:trPr>
+          <w:cantSplit/>
+        </w:trPr>
+        <w:tc>
+          <w:tcPr>
+            <w:tcW w:type="dxa" w:w="3522"/>
+            <w:tcBorders>
+              <w:top w:val="single" w:color="BFC9D6" w:sz="4"/>
+              <w:left w:val="single" w:color="BFC9D6" w:sz="4"/>
+              <w:bottom w:val="single" w:color="BFC9D6" w:sz="4"/>
+              <w:right w:val="single" w:color="BFC9D6" w:sz="4"/>
+            </w:tcBorders>
+            <w:shd w:fill="F5F8FC" w:color="auto" w:val="clear"/>
+            <w:tcMar>
+              <w:top w:type="dxa" w:w="50"/>
+              <w:left w:type="dxa" w:w="90"/>
+              <w:bottom w:type="dxa" w:w="50"/>
+              <w:right w:type="dxa" w:w="90"/>
+            </w:tcMar>
+            <w:vAlign w:val="top"/>
+          </w:tcPr>
+          <w:p>
+            <w:pPr>
+              <w:keepNext w:val="false"/>
+              <w:bidi/>
+              <w:spacing w:after="30" w:before="30" w:line="264"/>
+            </w:pPr>
+            <w:r>
+              <w:rPr>
+                <w:rFonts w:ascii="Courier New" w:cs="Courier New" w:eastAsia="Courier New" w:hAnsi="Courier New"/>
+                <w:b w:val="false"/>
+                <w:bCs w:val="false"/>
+                <w:color w:val="1F2937"/>
+                <w:sz w:val="16"/>
+                <w:szCs w:val="16"/>
+                <w:shd w:fill="F1F3F5" w:color="auto" w:val="clear"/>
+                <w:rtl/>
+              </w:rPr>
+              <w:t xml:space="preserve">‎58a‎</w:t>
+            </w:r>
+          </w:p>
+        </w:tc>
+        <w:tc>
+          <w:tcPr>
+            <w:tcW w:type="dxa" w:w="6342"/>
+            <w:tcBorders>
+              <w:top w:val="single" w:color="BFC9D6" w:sz="4"/>
+              <w:left w:val="single" w:color="BFC9D6" w:sz="4"/>
+              <w:bottom w:val="single" w:color="BFC9D6" w:sz="4"/>
+              <w:right w:val="single" w:color="BFC9D6" w:sz="4"/>
+            </w:tcBorders>
+            <w:shd w:fill="F5F8FC" w:color="auto" w:val="clear"/>
+            <w:tcMar>
+              <w:top w:type="dxa" w:w="50"/>
+              <w:left w:type="dxa" w:w="90"/>
+              <w:bottom w:type="dxa" w:w="50"/>
+              <w:right w:type="dxa" w:w="90"/>
+            </w:tcMar>
+            <w:vAlign w:val="top"/>
+          </w:tcPr>
+          <w:p>
+            <w:pPr>
+              <w:keepNext w:val="false"/>
+              <w:bidi/>
+              <w:spacing w:after="30" w:before="30" w:line="264"/>
+            </w:pPr>
+            <w:r>
+              <w:rPr>
+                <w:rFonts w:ascii="Arial" w:cs="Arial" w:eastAsia="Arial" w:hAnsi="Arial"/>
+                <w:b w:val="false"/>
+                <w:bCs w:val="false"/>
+                <w:sz w:val="18"/>
+                <w:szCs w:val="18"/>
+                <w:rtl/>
+              </w:rPr>
+              <w:t xml:space="preserve">البنك المعزِّز ورمزه BIC، حين يُطلب التعزيز</w:t>
+            </w:r>
+          </w:p>
+        </w:tc>
+      </w:tr>
+    </w:tbl>
+    <w:p>
+      <w:pPr>
+        <w:bidi/>
+        <w:spacing w:after="120" w:before="0"/>
+      </w:pPr>
+    </w:p>
+    <w:p>
+      <w:pPr>
+        <w:bidi/>
+        <w:spacing w:after="110" w:before="0" w:line="312"/>
+      </w:pPr>
+      <w:r>
+        <w:rPr>
+          <w:rFonts w:ascii="Arial" w:cs="Arial" w:eastAsia="Arial" w:hAnsi="Arial"/>
+          <w:b w:val="false"/>
+          <w:bCs w:val="false"/>
+          <w:sz w:val="21"/>
+          <w:szCs w:val="21"/>
+          <w:rtl/>
+        </w:rPr>
+        <w:t xml:space="preserve">وأُضيفت أيضًا حقول لا رمز خاصًا لها في الرسالة:</w:t>
+      </w:r>
+    </w:p>
+    <w:p>
+      <w:pPr>
+        <w:pStyle w:val="ListParagraph"/>
+        <w:numPr>
+          <w:ilvl w:val="0"/>
+          <w:numId w:val="2"/>
+        </w:numPr>
+        <w:bidi/>
+        <w:spacing w:after="70" w:before="0" w:line="300"/>
+      </w:pPr>
+      <w:r>
+        <w:rPr>
+          <w:rFonts w:ascii="Arial" w:cs="Arial" w:eastAsia="Arial" w:hAnsi="Arial"/>
+          <w:b w:val="false"/>
+          <w:bCs w:val="false"/>
+          <w:sz w:val="21"/>
+          <w:szCs w:val="21"/>
+          <w:rtl/>
+        </w:rPr>
+        <w:t xml:space="preserve">رقم فاتورة المورّد المبدئية وتاريخها.</w:t>
+      </w:r>
+    </w:p>
+    <w:p>
+      <w:pPr>
+        <w:pStyle w:val="ListParagraph"/>
+        <w:numPr>
+          <w:ilvl w:val="0"/>
+          <w:numId w:val="2"/>
+        </w:numPr>
+        <w:bidi/>
+        <w:spacing w:after="70" w:before="0" w:line="300"/>
+      </w:pPr>
+      <w:r>
+        <w:rPr>
+          <w:rFonts w:ascii="Arial" w:cs="Arial" w:eastAsia="Arial" w:hAnsi="Arial"/>
+          <w:b w:val="false"/>
+          <w:bCs w:val="false"/>
+          <w:sz w:val="21"/>
+          <w:szCs w:val="21"/>
+          <w:rtl/>
+        </w:rPr>
+        <w:t xml:space="preserve">نسبة التأمين، وشروط التغطية، وجواز ترتيب البنك للتأمين.</w:t>
+      </w:r>
+    </w:p>
+    <w:p>
+      <w:pPr>
+        <w:pStyle w:val="ListParagraph"/>
+        <w:numPr>
+          <w:ilvl w:val="0"/>
+          <w:numId w:val="2"/>
+        </w:numPr>
+        <w:bidi/>
+        <w:spacing w:after="70" w:before="0" w:line="300"/>
+      </w:pPr>
+      <w:r>
+        <w:rPr>
+          <w:rFonts w:ascii="Arial" w:cs="Arial" w:eastAsia="Arial" w:hAnsi="Arial"/>
+          <w:b w:val="false"/>
+          <w:bCs w:val="false"/>
+          <w:sz w:val="21"/>
+          <w:szCs w:val="21"/>
+          <w:rtl/>
+        </w:rPr>
+        <w:t xml:space="preserve">التنازل عن العائدات.</w:t>
+      </w:r>
+    </w:p>
+    <w:p>
+      <w:pPr>
+        <w:bidi/>
+        <w:spacing w:after="60" w:before="0"/>
+      </w:pPr>
+    </w:p>
+    <w:p>
+      <w:pPr>
+        <w:bidi/>
+        <w:spacing w:after="110" w:before="0" w:line="312"/>
+      </w:pPr>
+      <w:r>
+        <w:rPr>
+          <w:rFonts w:ascii="Arial" w:cs="Arial" w:eastAsia="Arial" w:hAnsi="Arial"/>
+          <w:b/>
+          <w:bCs/>
+          <w:sz w:val="21"/>
+          <w:szCs w:val="21"/>
+          <w:rtl/>
+        </w:rPr>
+        <w:t xml:space="preserve">يظهر كل حقل حين ينطبق فقط:</w:t>
+      </w:r>
+    </w:p>
+    <w:p>
+      <w:pPr>
+        <w:pStyle w:val="ListParagraph"/>
+        <w:numPr>
+          <w:ilvl w:val="0"/>
+          <w:numId w:val="2"/>
+        </w:numPr>
+        <w:bidi/>
+        <w:spacing w:after="70" w:before="0" w:line="300"/>
+      </w:pPr>
+      <w:r>
+        <w:rPr>
+          <w:rFonts w:ascii="Arial" w:cs="Arial" w:eastAsia="Arial" w:hAnsi="Arial"/>
+          <w:b/>
+          <w:bCs/>
+          <w:sz w:val="21"/>
+          <w:szCs w:val="21"/>
+          <w:rtl/>
+        </w:rPr>
+        <w:t xml:space="preserve">أيام التأجيل وبدايتها</w:t>
+      </w:r>
+      <w:r>
+        <w:rPr>
+          <w:rFonts w:ascii="Arial" w:cs="Arial" w:eastAsia="Arial" w:hAnsi="Arial"/>
+          <w:b w:val="false"/>
+          <w:bCs w:val="false"/>
+          <w:sz w:val="21"/>
+          <w:szCs w:val="21"/>
+          <w:rtl/>
+        </w:rPr>
+        <w:t xml:space="preserve"> للدفع المؤجل والقبول والمختلط.</w:t>
+      </w:r>
+    </w:p>
+    <w:p>
+      <w:pPr>
+        <w:pStyle w:val="ListParagraph"/>
+        <w:numPr>
+          <w:ilvl w:val="0"/>
+          <w:numId w:val="2"/>
+        </w:numPr>
+        <w:bidi/>
+        <w:spacing w:after="70" w:before="0" w:line="300"/>
+      </w:pPr>
+      <w:r>
+        <w:rPr>
+          <w:rFonts w:ascii="Arial" w:cs="Arial" w:eastAsia="Arial" w:hAnsi="Arial"/>
+          <w:b/>
+          <w:bCs/>
+          <w:sz w:val="21"/>
+          <w:szCs w:val="21"/>
+          <w:rtl/>
+        </w:rPr>
+        <w:t xml:space="preserve">الكمبيالة</w:t>
+      </w:r>
+      <w:r>
+        <w:rPr>
+          <w:rFonts w:ascii="Arial" w:cs="Arial" w:eastAsia="Arial" w:hAnsi="Arial"/>
+          <w:b w:val="false"/>
+          <w:bCs w:val="false"/>
+          <w:sz w:val="21"/>
+          <w:szCs w:val="21"/>
+          <w:rtl/>
+        </w:rPr>
+        <w:t xml:space="preserve"> لغير الاطلاع.</w:t>
+      </w:r>
+    </w:p>
+    <w:p>
+      <w:pPr>
+        <w:pStyle w:val="ListParagraph"/>
+        <w:numPr>
+          <w:ilvl w:val="0"/>
+          <w:numId w:val="2"/>
+        </w:numPr>
+        <w:bidi/>
+        <w:spacing w:after="70" w:before="0" w:line="300"/>
+      </w:pPr>
+      <w:r>
+        <w:rPr>
+          <w:rFonts w:ascii="Arial" w:cs="Arial" w:eastAsia="Arial" w:hAnsi="Arial"/>
+          <w:b/>
+          <w:bCs/>
+          <w:sz w:val="21"/>
+          <w:szCs w:val="21"/>
+          <w:rtl/>
+        </w:rPr>
+        <w:t xml:space="preserve">تفاوت الزيادة والنقص</w:t>
+      </w:r>
+      <w:r>
+        <w:rPr>
+          <w:rFonts w:ascii="Arial" w:cs="Arial" w:eastAsia="Arial" w:hAnsi="Arial"/>
+          <w:b w:val="false"/>
+          <w:bCs w:val="false"/>
+          <w:sz w:val="21"/>
+          <w:szCs w:val="21"/>
+          <w:rtl/>
+        </w:rPr>
+        <w:t xml:space="preserve"> حين يُختار «زيادة ونقص».</w:t>
+      </w:r>
+    </w:p>
+    <w:p>
+      <w:pPr>
+        <w:pStyle w:val="ListParagraph"/>
+        <w:numPr>
+          <w:ilvl w:val="0"/>
+          <w:numId w:val="2"/>
+        </w:numPr>
+        <w:bidi/>
+        <w:spacing w:after="70" w:before="0" w:line="300"/>
+      </w:pPr>
+      <w:r>
+        <w:rPr>
+          <w:rFonts w:ascii="Arial" w:cs="Arial" w:eastAsia="Arial" w:hAnsi="Arial"/>
+          <w:b/>
+          <w:bCs/>
+          <w:sz w:val="21"/>
+          <w:szCs w:val="21"/>
+          <w:rtl/>
+        </w:rPr>
+        <w:t xml:space="preserve">التاريخ أو الأيام</w:t>
+      </w:r>
+      <w:r>
+        <w:rPr>
+          <w:rFonts w:ascii="Arial" w:cs="Arial" w:eastAsia="Arial" w:hAnsi="Arial"/>
+          <w:b w:val="false"/>
+          <w:bCs w:val="false"/>
+          <w:sz w:val="21"/>
+          <w:szCs w:val="21"/>
+          <w:rtl/>
+        </w:rPr>
+        <w:t xml:space="preserve"> حسب قاعدة الانتهاء وقاعدة آخر شحن.</w:t>
+      </w:r>
+    </w:p>
+    <w:p>
+      <w:pPr>
+        <w:pStyle w:val="ListParagraph"/>
+        <w:numPr>
+          <w:ilvl w:val="0"/>
+          <w:numId w:val="2"/>
+        </w:numPr>
+        <w:bidi/>
+        <w:spacing w:after="70" w:before="0" w:line="300"/>
+      </w:pPr>
+      <w:r>
+        <w:rPr>
+          <w:rFonts w:ascii="Arial" w:cs="Arial" w:eastAsia="Arial" w:hAnsi="Arial"/>
+          <w:b/>
+          <w:bCs/>
+          <w:sz w:val="21"/>
+          <w:szCs w:val="21"/>
+          <w:rtl/>
+        </w:rPr>
+        <w:t xml:space="preserve">الموانئ أو المطارات</w:t>
+      </w:r>
+      <w:r>
+        <w:rPr>
+          <w:rFonts w:ascii="Arial" w:cs="Arial" w:eastAsia="Arial" w:hAnsi="Arial"/>
+          <w:b w:val="false"/>
+          <w:bCs w:val="false"/>
+          <w:sz w:val="21"/>
+          <w:szCs w:val="21"/>
+          <w:rtl/>
+        </w:rPr>
+        <w:t xml:space="preserve"> حسب وسيلة النقل.</w:t>
+      </w:r>
+    </w:p>
+    <w:p>
+      <w:pPr>
+        <w:pStyle w:val="ListParagraph"/>
+        <w:numPr>
+          <w:ilvl w:val="0"/>
+          <w:numId w:val="2"/>
+        </w:numPr>
+        <w:bidi/>
+        <w:spacing w:after="70" w:before="0" w:line="300"/>
+      </w:pPr>
+      <w:r>
+        <w:rPr>
+          <w:rFonts w:ascii="Arial" w:cs="Arial" w:eastAsia="Arial" w:hAnsi="Arial"/>
+          <w:b/>
+          <w:bCs/>
+          <w:sz w:val="21"/>
+          <w:szCs w:val="21"/>
+          <w:rtl/>
+        </w:rPr>
+        <w:t xml:space="preserve">البنك المعزِّز</w:t>
+      </w:r>
+      <w:r>
+        <w:rPr>
+          <w:rFonts w:ascii="Arial" w:cs="Arial" w:eastAsia="Arial" w:hAnsi="Arial"/>
+          <w:b w:val="false"/>
+          <w:bCs w:val="false"/>
+          <w:sz w:val="21"/>
+          <w:szCs w:val="21"/>
+          <w:rtl/>
+        </w:rPr>
+        <w:t xml:space="preserve"> حين يُطلب التعزيز.</w:t>
+      </w:r>
+    </w:p>
+    <w:p>
+      <w:pPr>
+        <w:bidi/>
+        <w:spacing w:after="60" w:before="0"/>
+      </w:pPr>
+    </w:p>
+    <w:p>
+      <w:pPr>
+        <w:bidi/>
+        <w:spacing w:after="110" w:before="0" w:line="312"/>
+      </w:pPr>
+      <w:r>
+        <w:rPr>
+          <w:rFonts w:ascii="Arial" w:cs="Arial" w:eastAsia="Arial" w:hAnsi="Arial"/>
+          <w:b w:val="false"/>
+          <w:bCs w:val="false"/>
+          <w:sz w:val="21"/>
+          <w:szCs w:val="21"/>
+          <w:rtl/>
+        </w:rPr>
+        <w:t xml:space="preserve">وحقل لم يعد ينطبق يُمسح عند الحفظ.</w:t>
+      </w:r>
+    </w:p>
+    <w:p>
+      <w:pPr>
+        <w:bidi/>
+        <w:spacing w:after="110" w:before="0" w:line="312"/>
+      </w:pPr>
+      <w:r>
+        <w:rPr>
+          <w:rFonts w:ascii="Arial" w:cs="Arial" w:eastAsia="Arial" w:hAnsi="Arial"/>
+          <w:b/>
+          <w:bCs/>
+          <w:sz w:val="21"/>
+          <w:szCs w:val="21"/>
+          <w:rtl/>
+        </w:rPr>
+        <w:t xml:space="preserve">ما كان موجودًا قبل هذا الطلب:</w:t>
+      </w:r>
+      <w:r>
+        <w:rPr>
+          <w:rFonts w:ascii="Arial" w:cs="Arial" w:eastAsia="Arial" w:hAnsi="Arial"/>
+          <w:b w:val="false"/>
+          <w:bCs w:val="false"/>
+          <w:sz w:val="21"/>
+          <w:szCs w:val="21"/>
+          <w:rtl/>
+        </w:rPr>
+        <w:t xml:space="preserve"> </w:t>
+      </w:r>
+      <w:r>
+        <w:rPr>
+          <w:rFonts w:ascii="Courier New" w:cs="Courier New" w:eastAsia="Courier New" w:hAnsi="Courier New"/>
+          <w:b w:val="false"/>
+          <w:bCs w:val="false"/>
+          <w:color w:val="1F2937"/>
+          <w:sz w:val="18"/>
+          <w:szCs w:val="18"/>
+          <w:shd w:fill="F1F3F5" w:color="auto" w:val="clear"/>
+          <w:rtl/>
+        </w:rPr>
+        <w:t xml:space="preserve">‎49‎</w:t>
+      </w:r>
+      <w:r>
+        <w:rPr>
+          <w:rFonts w:ascii="Arial" w:cs="Arial" w:eastAsia="Arial" w:hAnsi="Arial"/>
+          <w:b w:val="false"/>
+          <w:bCs w:val="false"/>
+          <w:sz w:val="21"/>
+          <w:szCs w:val="21"/>
+          <w:rtl/>
+        </w:rPr>
+        <w:t xml:space="preserve"> التعزيز، و</w:t>
+      </w:r>
+      <w:r>
+        <w:rPr>
+          <w:rFonts w:ascii="Courier New" w:cs="Courier New" w:eastAsia="Courier New" w:hAnsi="Courier New"/>
+          <w:b w:val="false"/>
+          <w:bCs w:val="false"/>
+          <w:color w:val="1F2937"/>
+          <w:sz w:val="18"/>
+          <w:szCs w:val="18"/>
+          <w:shd w:fill="F1F3F5" w:color="auto" w:val="clear"/>
+          <w:rtl/>
+        </w:rPr>
+        <w:t xml:space="preserve">‎71D‎</w:t>
+      </w:r>
+      <w:r>
+        <w:rPr>
+          <w:rFonts w:ascii="Arial" w:cs="Arial" w:eastAsia="Arial" w:hAnsi="Arial"/>
+          <w:b w:val="false"/>
+          <w:bCs w:val="false"/>
+          <w:sz w:val="21"/>
+          <w:szCs w:val="21"/>
+          <w:rtl/>
+        </w:rPr>
+        <w:t xml:space="preserve"> الرسوم، و</w:t>
+      </w:r>
+      <w:r>
+        <w:rPr>
+          <w:rFonts w:ascii="Courier New" w:cs="Courier New" w:eastAsia="Courier New" w:hAnsi="Courier New"/>
+          <w:b w:val="false"/>
+          <w:bCs w:val="false"/>
+          <w:color w:val="1F2937"/>
+          <w:sz w:val="18"/>
+          <w:szCs w:val="18"/>
+          <w:shd w:fill="F1F3F5" w:color="auto" w:val="clear"/>
+          <w:rtl/>
+        </w:rPr>
+        <w:t xml:space="preserve">‎46A‎</w:t>
+      </w:r>
+      <w:r>
+        <w:rPr>
+          <w:rFonts w:ascii="Arial" w:cs="Arial" w:eastAsia="Arial" w:hAnsi="Arial"/>
+          <w:b w:val="false"/>
+          <w:bCs w:val="false"/>
+          <w:sz w:val="21"/>
+          <w:szCs w:val="21"/>
+          <w:rtl/>
+        </w:rPr>
+        <w:t xml:space="preserve"> المستندات، و</w:t>
+      </w:r>
+      <w:r>
+        <w:rPr>
+          <w:rFonts w:ascii="Courier New" w:cs="Courier New" w:eastAsia="Courier New" w:hAnsi="Courier New"/>
+          <w:b w:val="false"/>
+          <w:bCs w:val="false"/>
+          <w:color w:val="1F2937"/>
+          <w:sz w:val="18"/>
+          <w:szCs w:val="18"/>
+          <w:shd w:fill="F1F3F5" w:color="auto" w:val="clear"/>
+          <w:rtl/>
+        </w:rPr>
+        <w:t xml:space="preserve">‎59‎</w:t>
+      </w:r>
+      <w:r>
+        <w:rPr>
+          <w:rFonts w:ascii="Arial" w:cs="Arial" w:eastAsia="Arial" w:hAnsi="Arial"/>
+          <w:b w:val="false"/>
+          <w:bCs w:val="false"/>
+          <w:sz w:val="21"/>
+          <w:szCs w:val="21"/>
+          <w:rtl/>
+        </w:rPr>
+        <w:t xml:space="preserve"> المستفيد، و</w:t>
+      </w:r>
+      <w:r>
+        <w:rPr>
+          <w:rFonts w:ascii="Courier New" w:cs="Courier New" w:eastAsia="Courier New" w:hAnsi="Courier New"/>
+          <w:b w:val="false"/>
+          <w:bCs w:val="false"/>
+          <w:color w:val="1F2937"/>
+          <w:sz w:val="18"/>
+          <w:szCs w:val="18"/>
+          <w:shd w:fill="F1F3F5" w:color="auto" w:val="clear"/>
+          <w:rtl/>
+        </w:rPr>
+        <w:t xml:space="preserve">‎57a‎</w:t>
+      </w:r>
+      <w:r>
+        <w:rPr>
+          <w:rFonts w:ascii="Arial" w:cs="Arial" w:eastAsia="Arial" w:hAnsi="Arial"/>
+          <w:b w:val="false"/>
+          <w:bCs w:val="false"/>
+          <w:sz w:val="21"/>
+          <w:szCs w:val="21"/>
+          <w:rtl/>
+        </w:rPr>
+        <w:t xml:space="preserve"> البنك المبلِّغ.</w:t>
+      </w:r>
+    </w:p>
+    <w:p>
+      <w:pPr>
+        <w:bidi/>
+        <w:spacing w:after="110" w:before="0" w:line="312"/>
+      </w:pPr>
+      <w:r>
+        <w:rPr>
+          <w:rFonts w:ascii="Arial" w:cs="Arial" w:eastAsia="Arial" w:hAnsi="Arial"/>
+          <w:b/>
+          <w:bCs/>
+          <w:sz w:val="21"/>
+          <w:szCs w:val="21"/>
+          <w:rtl/>
+        </w:rPr>
+        <w:t xml:space="preserve">ما يبقى للبنك لا لنا:</w:t>
+      </w:r>
+      <w:r>
+        <w:rPr>
+          <w:rFonts w:ascii="Arial" w:cs="Arial" w:eastAsia="Arial" w:hAnsi="Arial"/>
+          <w:b w:val="false"/>
+          <w:bCs w:val="false"/>
+          <w:sz w:val="21"/>
+          <w:szCs w:val="21"/>
+          <w:rtl/>
+        </w:rPr>
+        <w:t xml:space="preserve"> الحقل </w:t>
+      </w:r>
+      <w:r>
+        <w:rPr>
+          <w:rFonts w:ascii="Courier New" w:cs="Courier New" w:eastAsia="Courier New" w:hAnsi="Courier New"/>
+          <w:b w:val="false"/>
+          <w:bCs w:val="false"/>
+          <w:color w:val="1F2937"/>
+          <w:sz w:val="18"/>
+          <w:szCs w:val="18"/>
+          <w:shd w:fill="F1F3F5" w:color="auto" w:val="clear"/>
+          <w:rtl/>
+        </w:rPr>
+        <w:t xml:space="preserve">‎78‎</w:t>
+      </w:r>
+      <w:r>
+        <w:rPr>
+          <w:rFonts w:ascii="Arial" w:cs="Arial" w:eastAsia="Arial" w:hAnsi="Arial"/>
+          <w:b w:val="false"/>
+          <w:bCs w:val="false"/>
+          <w:sz w:val="21"/>
+          <w:szCs w:val="21"/>
+          <w:rtl/>
+        </w:rPr>
+        <w:t xml:space="preserve">، أي تعليمات البنك المصدِر للبنك الدافع، يكتبه البنك في رسالته.</w:t>
+      </w:r>
+    </w:p>
+    <w:p>
+      <w:pPr>
+        <w:bidi/>
+        <w:spacing w:after="110" w:before="0" w:line="312"/>
+      </w:pPr>
+      <w:r>
+        <w:rPr>
+          <w:rFonts w:ascii="Arial" w:cs="Arial" w:eastAsia="Arial" w:hAnsi="Arial"/>
+          <w:b/>
+          <w:bCs/>
+          <w:sz w:val="21"/>
+          <w:szCs w:val="21"/>
+          <w:rtl/>
+        </w:rPr>
+        <w:t xml:space="preserve">التحقق:</w:t>
+      </w:r>
+    </w:p>
+    <w:p>
+      <w:pPr>
+        <w:pStyle w:val="ListParagraph"/>
+        <w:numPr>
+          <w:ilvl w:val="0"/>
+          <w:numId w:val="2"/>
+        </w:numPr>
+        <w:bidi/>
+        <w:spacing w:after="70" w:before="0" w:line="300"/>
+      </w:pPr>
+      <w:r>
+        <w:rPr>
+          <w:rFonts w:ascii="Arial" w:cs="Arial" w:eastAsia="Arial" w:hAnsi="Arial"/>
+          <w:b/>
+          <w:bCs/>
+          <w:sz w:val="21"/>
+          <w:szCs w:val="21"/>
+          <w:rtl/>
+        </w:rPr>
+        <w:t xml:space="preserve">اختبار التكامل للاعتماد المستندي:</w:t>
+      </w:r>
+      <w:r>
+        <w:rPr>
+          <w:rFonts w:ascii="Arial" w:cs="Arial" w:eastAsia="Arial" w:hAnsi="Arial"/>
+          <w:b w:val="false"/>
+          <w:bCs w:val="false"/>
+          <w:sz w:val="21"/>
+          <w:szCs w:val="21"/>
+          <w:rtl/>
+        </w:rPr>
+        <w:t xml:space="preserve"> يحفظ 47A و44A و44B و40A، ويتحقق من طباعة الرموز 47A و44A و44B و32B و46A و71D، وأن المطبوع العربي بالكلمات لا بالرموز. نجحت الاختبارات التسعة.</w:t>
       </w:r>
     </w:p>
     <w:p>

--- a/treasury-platform/docs/60-UCP600-ON-THE-TERMS.docx
+++ b/treasury-platform/docs/60-UCP600-ON-THE-TERMS.docx
@@ -1758,6 +1758,27 @@
       </w:hyperlink>
     </w:p>
     <w:p>
+      <w:pPr>
+        <w:bidi/>
+        <w:spacing w:after="50" w:before="0"/>
+        <w:ind w:left="0"/>
+      </w:pPr>
+      <w:hyperlink w:history="1" w:anchor="_sec8">
+        <w:r>
+          <w:rPr>
+            <w:rFonts w:ascii="Arial" w:cs="Arial" w:eastAsia="Arial" w:hAnsi="Arial"/>
+            <w:b/>
+            <w:bCs/>
+            <w:color w:val="1F3A5F"/>
+            <w:sz w:val="20"/>
+            <w:szCs w:val="20"/>
+            <w:rtl/>
+          </w:rPr>
+          <w:t xml:space="preserve">8. تصنيف البضاعة واللغة الافتراضية</w:t>
+        </w:r>
+      </w:hyperlink>
+    </w:p>
+    <w:p>
       <w:r>
         <w:br w:type="page"/>
       </w:r>
@@ -5878,6 +5899,386 @@
           <w:rtl/>
         </w:rPr>
         <w:t xml:space="preserve"> يحفظ 47A و44A و44B و40A، ويتحقق من طباعة الرموز 47A و44A و44B و32B و46A و71D، وأن المطبوع العربي بالكلمات لا بالرموز. نجحت الاختبارات التسعة.</w:t>
+      </w:r>
+    </w:p>
+    <w:p>
+      <w:pPr>
+        <w:bidi/>
+        <w:spacing w:after="60" w:before="0"/>
+      </w:pPr>
+    </w:p>
+    <w:p>
+      <w:pPr>
+        <w:pStyle w:val="Heading1"/>
+        <w:bidi/>
+      </w:pPr>
+      <w:bookmarkStart w:name="_sec8" w:id="8"/>
+      <w:r>
+        <w:rPr>
+          <w:rFonts w:ascii="Arial" w:cs="Arial" w:eastAsia="Arial" w:hAnsi="Arial"/>
+          <w:b/>
+          <w:bCs/>
+          <w:color w:val="1F3A5F"/>
+          <w:sz w:val="32"/>
+          <w:szCs w:val="32"/>
+          <w:rtl/>
+        </w:rPr>
+        <w:t xml:space="preserve">8. تصنيف البضاعة واللغة الافتراضية</w:t>
+      </w:r>
+      <w:bookmarkEnd w:id="8"/>
+    </w:p>
+    <w:p>
+      <w:pPr>
+        <w:bidi/>
+        <w:spacing w:after="110" w:before="0" w:line="312"/>
+      </w:pPr>
+      <w:r>
+        <w:rPr>
+          <w:rFonts w:ascii="Arial" w:cs="Arial" w:eastAsia="Arial" w:hAnsi="Arial"/>
+          <w:b/>
+          <w:bCs/>
+          <w:sz w:val="21"/>
+          <w:szCs w:val="21"/>
+          <w:rtl/>
+        </w:rPr>
+        <w:t xml:space="preserve">تصنيف البضاعة:</w:t>
+      </w:r>
+    </w:p>
+    <w:p>
+      <w:pPr>
+        <w:pStyle w:val="ListParagraph"/>
+        <w:numPr>
+          <w:ilvl w:val="0"/>
+          <w:numId w:val="2"/>
+        </w:numPr>
+        <w:bidi/>
+        <w:spacing w:after="70" w:before="0" w:line="300"/>
+      </w:pPr>
+      <w:r>
+        <w:rPr>
+          <w:rFonts w:ascii="Arial" w:cs="Arial" w:eastAsia="Arial" w:hAnsi="Arial"/>
+          <w:b/>
+          <w:bCs/>
+          <w:sz w:val="21"/>
+          <w:szCs w:val="21"/>
+          <w:rtl/>
+        </w:rPr>
+        <w:t xml:space="preserve">مصدر الاسم:</w:t>
+      </w:r>
+      <w:r>
+        <w:rPr>
+          <w:rFonts w:ascii="Arial" w:cs="Arial" w:eastAsia="Arial" w:hAnsi="Arial"/>
+          <w:b w:val="false"/>
+          <w:bCs w:val="false"/>
+          <w:sz w:val="21"/>
+          <w:szCs w:val="21"/>
+          <w:rtl/>
+        </w:rPr>
+        <w:t xml:space="preserve"> التصنيف قائمة في كتالوج المشترك (</w:t>
+      </w:r>
+      <w:r>
+        <w:rPr>
+          <w:rFonts w:ascii="Courier New" w:cs="Courier New" w:eastAsia="Courier New" w:hAnsi="Courier New"/>
+          <w:b w:val="false"/>
+          <w:bCs w:val="false"/>
+          <w:color w:val="1F2937"/>
+          <w:sz w:val="18"/>
+          <w:szCs w:val="18"/>
+          <w:shd w:fill="F1F3F5" w:color="auto" w:val="clear"/>
+          <w:rtl/>
+        </w:rPr>
+        <w:t xml:space="preserve">‎GOODS_CATEGORY‎</w:t>
+      </w:r>
+      <w:r>
+        <w:rPr>
+          <w:rFonts w:ascii="Arial" w:cs="Arial" w:eastAsia="Arial" w:hAnsi="Arial"/>
+          <w:b w:val="false"/>
+          <w:bCs w:val="false"/>
+          <w:sz w:val="21"/>
+          <w:szCs w:val="21"/>
+          <w:rtl/>
+        </w:rPr>
+        <w:t xml:space="preserve">)، ولكل بند اسم عربي وإنجليزي.</w:t>
+      </w:r>
+    </w:p>
+    <w:p>
+      <w:pPr>
+        <w:pStyle w:val="ListParagraph"/>
+        <w:numPr>
+          <w:ilvl w:val="0"/>
+          <w:numId w:val="2"/>
+        </w:numPr>
+        <w:bidi/>
+        <w:spacing w:after="70" w:before="0" w:line="300"/>
+      </w:pPr>
+      <w:r>
+        <w:rPr>
+          <w:rFonts w:ascii="Arial" w:cs="Arial" w:eastAsia="Arial" w:hAnsi="Arial"/>
+          <w:b/>
+          <w:bCs/>
+          <w:sz w:val="21"/>
+          <w:szCs w:val="21"/>
+          <w:rtl/>
+        </w:rPr>
+        <w:t xml:space="preserve">في المطبوع:</w:t>
+      </w:r>
+      <w:r>
+        <w:rPr>
+          <w:rFonts w:ascii="Arial" w:cs="Arial" w:eastAsia="Arial" w:hAnsi="Arial"/>
+          <w:b w:val="false"/>
+          <w:bCs w:val="false"/>
+          <w:sz w:val="21"/>
+          <w:szCs w:val="21"/>
+          <w:rtl/>
+        </w:rPr>
+        <w:t xml:space="preserve"> يُطبع الاسم بدل الرمز، مثل «أنابيب وحديد» بدل </w:t>
+      </w:r>
+      <w:r>
+        <w:rPr>
+          <w:rFonts w:ascii="Courier New" w:cs="Courier New" w:eastAsia="Courier New" w:hAnsi="Courier New"/>
+          <w:b w:val="false"/>
+          <w:bCs w:val="false"/>
+          <w:color w:val="1F2937"/>
+          <w:sz w:val="18"/>
+          <w:szCs w:val="18"/>
+          <w:shd w:fill="F1F3F5" w:color="auto" w:val="clear"/>
+          <w:rtl/>
+        </w:rPr>
+        <w:t xml:space="preserve">‎STEEL_PIPES‎</w:t>
+      </w:r>
+      <w:r>
+        <w:rPr>
+          <w:rFonts w:ascii="Arial" w:cs="Arial" w:eastAsia="Arial" w:hAnsi="Arial"/>
+          <w:b w:val="false"/>
+          <w:bCs w:val="false"/>
+          <w:sz w:val="21"/>
+          <w:szCs w:val="21"/>
+          <w:rtl/>
+        </w:rPr>
+        <w:t xml:space="preserve">.</w:t>
+      </w:r>
+    </w:p>
+    <w:p>
+      <w:pPr>
+        <w:pStyle w:val="ListParagraph"/>
+        <w:numPr>
+          <w:ilvl w:val="0"/>
+          <w:numId w:val="2"/>
+        </w:numPr>
+        <w:bidi/>
+        <w:spacing w:after="70" w:before="0" w:line="300"/>
+      </w:pPr>
+      <w:r>
+        <w:rPr>
+          <w:rFonts w:ascii="Arial" w:cs="Arial" w:eastAsia="Arial" w:hAnsi="Arial"/>
+          <w:b/>
+          <w:bCs/>
+          <w:sz w:val="21"/>
+          <w:szCs w:val="21"/>
+          <w:rtl/>
+        </w:rPr>
+        <w:t xml:space="preserve">في الشاشة:</w:t>
+      </w:r>
+      <w:r>
+        <w:rPr>
+          <w:rFonts w:ascii="Arial" w:cs="Arial" w:eastAsia="Arial" w:hAnsi="Arial"/>
+          <w:b w:val="false"/>
+          <w:bCs w:val="false"/>
+          <w:sz w:val="21"/>
+          <w:szCs w:val="21"/>
+          <w:rtl/>
+        </w:rPr>
+        <w:t xml:space="preserve"> صار حقلًا في الشروط بقائمة الأسماء نفسها.</w:t>
+      </w:r>
+    </w:p>
+    <w:p>
+      <w:pPr>
+        <w:pStyle w:val="ListParagraph"/>
+        <w:numPr>
+          <w:ilvl w:val="0"/>
+          <w:numId w:val="2"/>
+        </w:numPr>
+        <w:bidi/>
+        <w:spacing w:after="70" w:before="0" w:line="300"/>
+      </w:pPr>
+      <w:r>
+        <w:rPr>
+          <w:rFonts w:ascii="Arial" w:cs="Arial" w:eastAsia="Arial" w:hAnsi="Arial"/>
+          <w:b/>
+          <w:bCs/>
+          <w:sz w:val="21"/>
+          <w:szCs w:val="21"/>
+          <w:rtl/>
+        </w:rPr>
+        <w:t xml:space="preserve">مصدر القائمة:</w:t>
+      </w:r>
+      <w:r>
+        <w:rPr>
+          <w:rFonts w:ascii="Arial" w:cs="Arial" w:eastAsia="Arial" w:hAnsi="Arial"/>
+          <w:b w:val="false"/>
+          <w:bCs w:val="false"/>
+          <w:sz w:val="21"/>
+          <w:szCs w:val="21"/>
+          <w:rtl/>
+        </w:rPr>
+        <w:t xml:space="preserve"> الواجهة البرمجية </w:t>
+      </w:r>
+      <w:r>
+        <w:rPr>
+          <w:rFonts w:ascii="Courier New" w:cs="Courier New" w:eastAsia="Courier New" w:hAnsi="Courier New"/>
+          <w:b w:val="false"/>
+          <w:bCs w:val="false"/>
+          <w:color w:val="1F2937"/>
+          <w:sz w:val="18"/>
+          <w:szCs w:val="18"/>
+          <w:shd w:fill="F1F3F5" w:color="auto" w:val="clear"/>
+          <w:rtl/>
+        </w:rPr>
+        <w:t xml:space="preserve">‎GET /lc/lists/{list}‎</w:t>
+      </w:r>
+      <w:r>
+        <w:rPr>
+          <w:rFonts w:ascii="Arial" w:cs="Arial" w:eastAsia="Arial" w:hAnsi="Arial"/>
+          <w:b w:val="false"/>
+          <w:bCs w:val="false"/>
+          <w:sz w:val="21"/>
+          <w:szCs w:val="21"/>
+          <w:rtl/>
+        </w:rPr>
+        <w:t xml:space="preserve">. تخدم فقط القوائم التي يسمّيها قاموس الحقول.</w:t>
+      </w:r>
+    </w:p>
+    <w:p>
+      <w:pPr>
+        <w:bidi/>
+        <w:spacing w:after="60" w:before="0"/>
+      </w:pPr>
+    </w:p>
+    <w:p>
+      <w:pPr>
+        <w:bidi/>
+        <w:spacing w:after="110" w:before="0" w:line="312"/>
+      </w:pPr>
+      <w:r>
+        <w:rPr>
+          <w:rFonts w:ascii="Arial" w:cs="Arial" w:eastAsia="Arial" w:hAnsi="Arial"/>
+          <w:b/>
+          <w:bCs/>
+          <w:sz w:val="21"/>
+          <w:szCs w:val="21"/>
+          <w:rtl/>
+        </w:rPr>
+        <w:t xml:space="preserve">اللغة الافتراضية:</w:t>
+      </w:r>
+      <w:r>
+        <w:rPr>
+          <w:rFonts w:ascii="Arial" w:cs="Arial" w:eastAsia="Arial" w:hAnsi="Arial"/>
+          <w:b w:val="false"/>
+          <w:bCs w:val="false"/>
+          <w:sz w:val="21"/>
+          <w:szCs w:val="21"/>
+          <w:rtl/>
+        </w:rPr>
+        <w:t xml:space="preserve"> طلب المالك: «النظام اللغة الافتراضية فيه الانكليزي و العربي الخيار الثاني... افتراضيا تلقائيا اللغة الانكليزية».</w:t>
+      </w:r>
+    </w:p>
+    <w:p>
+      <w:pPr>
+        <w:pStyle w:val="ListParagraph"/>
+        <w:numPr>
+          <w:ilvl w:val="0"/>
+          <w:numId w:val="2"/>
+        </w:numPr>
+        <w:bidi/>
+        <w:spacing w:after="70" w:before="0" w:line="300"/>
+      </w:pPr>
+      <w:r>
+        <w:rPr>
+          <w:rFonts w:ascii="Arial" w:cs="Arial" w:eastAsia="Arial" w:hAnsi="Arial"/>
+          <w:b/>
+          <w:bCs/>
+          <w:sz w:val="21"/>
+          <w:szCs w:val="21"/>
+          <w:rtl/>
+        </w:rPr>
+        <w:t xml:space="preserve">الشاشات:</w:t>
+      </w:r>
+      <w:r>
+        <w:rPr>
+          <w:rFonts w:ascii="Arial" w:cs="Arial" w:eastAsia="Arial" w:hAnsi="Arial"/>
+          <w:b w:val="false"/>
+          <w:bCs w:val="false"/>
+          <w:sz w:val="21"/>
+          <w:szCs w:val="21"/>
+          <w:rtl/>
+        </w:rPr>
+        <w:t xml:space="preserve"> تبدأ بالإنجليزية دائمًا، ولم تعد تتبع لغة المتصفح. والعربية تُختار من زر اللغة في الشريط العلوي، وتبقى محفوظة لذلك المستخدم.</w:t>
+      </w:r>
+    </w:p>
+    <w:p>
+      <w:pPr>
+        <w:pStyle w:val="ListParagraph"/>
+        <w:numPr>
+          <w:ilvl w:val="0"/>
+          <w:numId w:val="2"/>
+        </w:numPr>
+        <w:bidi/>
+        <w:spacing w:after="70" w:before="0" w:line="300"/>
+      </w:pPr>
+      <w:r>
+        <w:rPr>
+          <w:rFonts w:ascii="Arial" w:cs="Arial" w:eastAsia="Arial" w:hAnsi="Arial"/>
+          <w:b/>
+          <w:bCs/>
+          <w:sz w:val="21"/>
+          <w:szCs w:val="21"/>
+          <w:rtl/>
+        </w:rPr>
+        <w:t xml:space="preserve">المطبوعات</w:t>
+      </w:r>
+      <w:r>
+        <w:rPr>
+          <w:rFonts w:ascii="Arial" w:cs="Arial" w:eastAsia="Arial" w:hAnsi="Arial"/>
+          <w:b w:val="false"/>
+          <w:bCs w:val="false"/>
+          <w:sz w:val="21"/>
+          <w:szCs w:val="21"/>
+          <w:rtl/>
+        </w:rPr>
+        <w:t xml:space="preserve"> (الشروط، والطلب، وتقرير التقييم، والتقارير): تصدر بالإنجليزية ما لم تُطلب بالعربية أو تكن لغة المستخدم العربية.</w:t>
+      </w:r>
+    </w:p>
+    <w:p>
+      <w:pPr>
+        <w:pStyle w:val="ListParagraph"/>
+        <w:numPr>
+          <w:ilvl w:val="0"/>
+          <w:numId w:val="2"/>
+        </w:numPr>
+        <w:bidi/>
+        <w:spacing w:after="70" w:before="0" w:line="300"/>
+      </w:pPr>
+      <w:r>
+        <w:rPr>
+          <w:rFonts w:ascii="Arial" w:cs="Arial" w:eastAsia="Arial" w:hAnsi="Arial"/>
+          <w:b/>
+          <w:bCs/>
+          <w:sz w:val="21"/>
+          <w:szCs w:val="21"/>
+          <w:rtl/>
+        </w:rPr>
+        <w:t xml:space="preserve">رسائل البريد:</w:t>
+      </w:r>
+      <w:r>
+        <w:rPr>
+          <w:rFonts w:ascii="Arial" w:cs="Arial" w:eastAsia="Arial" w:hAnsi="Arial"/>
+          <w:b w:val="false"/>
+          <w:bCs w:val="false"/>
+          <w:sz w:val="21"/>
+          <w:szCs w:val="21"/>
+          <w:rtl/>
+        </w:rPr>
+        <w:t xml:space="preserve"> تصدر بالإنجليزية ما لم تكن لغة المستخدم العربية. وإن لم يختر المستخدم لغة فلغة المشترك، وهي الإنجليزية افتراضًا.</w:t>
       </w:r>
     </w:p>
     <w:p>
